--- a/Documentation/Flyer.docx
+++ b/Documentation/Flyer.docx
@@ -1,6 +1,6 @@
 
 <file path=word/document.xml><?xml version="1.0" encoding="utf-8"?>
-<w:document xmlns:wpc="http://schemas.microsoft.com/office/word/2010/wordprocessingCanvas" xmlns:cx="http://schemas.microsoft.com/office/drawing/2014/chartex" xmlns:cx1="http://schemas.microsoft.com/office/drawing/2015/9/8/chartex" xmlns:cx2="http://schemas.microsoft.com/office/drawing/2015/10/21/chartex" xmlns:cx3="http://schemas.microsoft.com/office/drawing/2016/5/9/chartex" xmlns:cx4="http://schemas.microsoft.com/office/drawing/2016/5/10/chartex" xmlns:cx5="http://schemas.microsoft.com/office/drawing/2016/5/11/chartex" xmlns:cx6="http://schemas.microsoft.com/office/drawing/2016/5/12/chartex" xmlns:cx7="http://schemas.microsoft.com/office/drawing/2016/5/13/chartex" xmlns:cx8="http://schemas.microsoft.com/office/drawing/2016/5/14/chartex" xmlns:mc="http://schemas.openxmlformats.org/markup-compatibility/2006" xmlns:aink="http://schemas.microsoft.com/office/drawing/2016/ink" xmlns:am3d="http://schemas.microsoft.com/office/drawing/2017/model3d" xmlns:o="urn:schemas-microsoft-com:office:office" xmlns:r="http://schemas.openxmlformats.org/officeDocument/2006/relationships" xmlns:m="http://schemas.openxmlformats.org/officeDocument/2006/math" xmlns:v="urn:schemas-microsoft-com:vml" xmlns:wp14="http://schemas.microsoft.com/office/word/2010/wordprocessingDrawing" xmlns:wp="http://schemas.openxmlformats.org/drawingml/2006/wordprocessingDrawing" xmlns:w10="urn:schemas-microsoft-com:office:word" xmlns:w="http://schemas.openxmlformats.org/wordprocessingml/2006/main" xmlns:w14="http://schemas.microsoft.com/office/word/2010/wordml" xmlns:w15="http://schemas.microsoft.com/office/word/2012/wordml" xmlns:w16cex="http://schemas.microsoft.com/office/word/2018/wordml/cex" xmlns:w16cid="http://schemas.microsoft.com/office/word/2016/wordml/cid" xmlns:w16="http://schemas.microsoft.com/office/word/2018/wordml" xmlns:w16se="http://schemas.microsoft.com/office/word/2015/wordml/symex" xmlns:wpg="http://schemas.microsoft.com/office/word/2010/wordprocessingGroup" xmlns:wpi="http://schemas.microsoft.com/office/word/2010/wordprocessingInk" xmlns:wne="http://schemas.microsoft.com/office/word/2006/wordml" xmlns:wps="http://schemas.microsoft.com/office/word/2010/wordprocessingShape" mc:Ignorable="w14 w15 w16se w16cid w16 w16cex wp14">
+<w:document xmlns:wpc="http://schemas.microsoft.com/office/word/2010/wordprocessingCanvas" xmlns:cx="http://schemas.microsoft.com/office/drawing/2014/chartex" xmlns:cx1="http://schemas.microsoft.com/office/drawing/2015/9/8/chartex" xmlns:cx2="http://schemas.microsoft.com/office/drawing/2015/10/21/chartex" xmlns:cx3="http://schemas.microsoft.com/office/drawing/2016/5/9/chartex" xmlns:cx4="http://schemas.microsoft.com/office/drawing/2016/5/10/chartex" xmlns:cx5="http://schemas.microsoft.com/office/drawing/2016/5/11/chartex" xmlns:cx6="http://schemas.microsoft.com/office/drawing/2016/5/12/chartex" xmlns:cx7="http://schemas.microsoft.com/office/drawing/2016/5/13/chartex" xmlns:cx8="http://schemas.microsoft.com/office/drawing/2016/5/14/chartex" xmlns:mc="http://schemas.openxmlformats.org/markup-compatibility/2006" xmlns:aink="http://schemas.microsoft.com/office/drawing/2016/ink" xmlns:am3d="http://schemas.microsoft.com/office/drawing/2017/model3d" xmlns:o="urn:schemas-microsoft-com:office:office" xmlns:oel="http://schemas.microsoft.com/office/2019/extlst" xmlns:r="http://schemas.openxmlformats.org/officeDocument/2006/relationships" xmlns:m="http://schemas.openxmlformats.org/officeDocument/2006/math" xmlns:v="urn:schemas-microsoft-com:vml" xmlns:wp14="http://schemas.microsoft.com/office/word/2010/wordprocessingDrawing" xmlns:wp="http://schemas.openxmlformats.org/drawingml/2006/wordprocessingDrawing" xmlns:w10="urn:schemas-microsoft-com:office:word" xmlns:w="http://schemas.openxmlformats.org/wordprocessingml/2006/main" xmlns:w14="http://schemas.microsoft.com/office/word/2010/wordml" xmlns:w15="http://schemas.microsoft.com/office/word/2012/wordml" xmlns:w16cex="http://schemas.microsoft.com/office/word/2018/wordml/cex" xmlns:w16cid="http://schemas.microsoft.com/office/word/2016/wordml/cid" xmlns:w16="http://schemas.microsoft.com/office/word/2018/wordml" xmlns:w16du="http://schemas.microsoft.com/office/word/2023/wordml/word16du" xmlns:w16sdtdh="http://schemas.microsoft.com/office/word/2020/wordml/sdtdatahash" xmlns:w16sdtfl="http://schemas.microsoft.com/office/word/2024/wordml/sdtformatlock" xmlns:w16se="http://schemas.microsoft.com/office/word/2015/wordml/symex" xmlns:wpg="http://schemas.microsoft.com/office/word/2010/wordprocessingGroup" xmlns:wpi="http://schemas.microsoft.com/office/word/2010/wordprocessingInk" xmlns:wne="http://schemas.microsoft.com/office/word/2006/wordml" xmlns:wps="http://schemas.microsoft.com/office/word/2010/wordprocessingShape" mc:Ignorable="w14 w15 w16se w16cid w16 w16cex w16sdtdh w16sdtfl w16du wp14">
   <w:body>
     <w:p>
       <w:pPr>
@@ -13,28 +13,30 @@
     <w:p>
       <w:pPr>
         <w:rPr>
-          <w:sz w:val="40"/>
-          <w:szCs w:val="40"/>
+          <w:b/>
+          <w:bCs/>
+          <w:sz w:val="32"/>
+          <w:szCs w:val="32"/>
         </w:rPr>
       </w:pPr>
       <w:r>
         <w:rPr>
           <w:noProof/>
-          <w:sz w:val="40"/>
-          <w:szCs w:val="40"/>
+          <w:sz w:val="32"/>
+          <w:szCs w:val="32"/>
         </w:rPr>
         <mc:AlternateContent>
           <mc:Choice Requires="wps">
             <w:drawing>
-              <wp:anchor distT="0" distB="0" distL="114300" distR="114300" simplePos="0" relativeHeight="251659264" behindDoc="0" locked="0" layoutInCell="1" allowOverlap="1" wp14:anchorId="4B81122E" wp14:editId="31A3519E">
+              <wp:anchor distT="0" distB="0" distL="114300" distR="114300" simplePos="0" relativeHeight="251659264" behindDoc="0" locked="0" layoutInCell="1" allowOverlap="1" wp14:anchorId="4B81122E" wp14:editId="19BD88D4">
                 <wp:simplePos x="0" y="0"/>
                 <wp:positionH relativeFrom="column">
-                  <wp:posOffset>6674</wp:posOffset>
+                  <wp:posOffset>7279</wp:posOffset>
                 </wp:positionH>
                 <wp:positionV relativeFrom="paragraph">
-                  <wp:posOffset>628451</wp:posOffset>
+                  <wp:posOffset>480040</wp:posOffset>
                 </wp:positionV>
-                <wp:extent cx="5993659" cy="66744"/>
+                <wp:extent cx="6412449" cy="66744"/>
                 <wp:effectExtent l="0" t="0" r="13970" b="9525"/>
                 <wp:wrapNone/>
                 <wp:docPr id="1" name="Text Box 1"/>
@@ -46,7 +48,7 @@
                       <wps:spPr>
                         <a:xfrm>
                           <a:off x="0" y="0"/>
-                          <a:ext cx="5993659" cy="66744"/>
+                          <a:ext cx="6412449" cy="66744"/>
                         </a:xfrm>
                         <a:prstGeom prst="rect">
                           <a:avLst/>
@@ -74,6 +76,9 @@
                     </wps:wsp>
                   </a:graphicData>
                 </a:graphic>
+                <wp14:sizeRelH relativeFrom="margin">
+                  <wp14:pctWidth>0</wp14:pctWidth>
+                </wp14:sizeRelH>
               </wp:anchor>
             </w:drawing>
           </mc:Choice>
@@ -83,7 +88,7 @@
                 <v:stroke joinstyle="miter"/>
                 <v:path gradientshapeok="t" o:connecttype="rect"/>
               </v:shapetype>
-              <v:shape id="Text Box 1" o:spid="_x0000_s1026" type="#_x0000_t202" style="position:absolute;margin-left:.55pt;margin-top:49.5pt;width:471.95pt;height:5.25pt;z-index:251659264;visibility:visible;mso-wrap-style:square;mso-wrap-distance-left:9pt;mso-wrap-distance-top:0;mso-wrap-distance-right:9pt;mso-wrap-distance-bottom:0;mso-position-horizontal:absolute;mso-position-horizontal-relative:text;mso-position-vertical:absolute;mso-position-vertical-relative:text;v-text-anchor:top" o:gfxdata="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" fillcolor="white [3201]" strokeweight=".5pt">
+              <v:shape id="Text Box 1" o:spid="_x0000_s1026" type="#_x0000_t202" style="position:absolute;margin-left:.55pt;margin-top:37.8pt;width:504.9pt;height:5.25pt;z-index:251659264;visibility:visible;mso-wrap-style:square;mso-width-percent:0;mso-wrap-distance-left:9pt;mso-wrap-distance-top:0;mso-wrap-distance-right:9pt;mso-wrap-distance-bottom:0;mso-position-horizontal:absolute;mso-position-horizontal-relative:text;mso-position-vertical:absolute;mso-position-vertical-relative:text;mso-width-percent:0;mso-width-relative:margin;v-text-anchor:top" o:gfxdata="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" fillcolor="white [3201]" strokeweight=".5pt">
                 <v:textbox>
                   <w:txbxContent>
                     <w:p/>
@@ -94,50 +99,344 @@
           </mc:Fallback>
         </mc:AlternateContent>
       </w:r>
+      <w:proofErr w:type="spellStart"/>
       <w:r>
         <w:rPr>
-          <w:noProof/>
-          <w:sz w:val="40"/>
-          <w:szCs w:val="40"/>
+          <w:b/>
+          <w:bCs/>
+          <w:sz w:val="32"/>
+          <w:szCs w:val="32"/>
         </w:rPr>
-        <w:t>FreETarget – ESS for shooters, by shooters</w:t>
+        <w:t>Fre</w:t>
+      </w:r>
+      <w:r>
+        <w:rPr>
+          <w:b/>
+          <w:bCs/>
+          <w:sz w:val="32"/>
+          <w:szCs w:val="32"/>
+        </w:rPr>
+        <w:t>e</w:t>
+      </w:r>
+      <w:r>
+        <w:rPr>
+          <w:b/>
+          <w:bCs/>
+          <w:sz w:val="32"/>
+          <w:szCs w:val="32"/>
+        </w:rPr>
+        <w:t>Etarget</w:t>
+      </w:r>
+      <w:proofErr w:type="spellEnd"/>
+      <w:r>
+        <w:rPr>
+          <w:b/>
+          <w:bCs/>
+          <w:sz w:val="32"/>
+          <w:szCs w:val="32"/>
+        </w:rPr>
+        <w:t xml:space="preserve"> an</w:t>
+      </w:r>
+      <w:r>
+        <w:rPr>
+          <w:b/>
+          <w:bCs/>
+          <w:sz w:val="32"/>
+          <w:szCs w:val="32"/>
+        </w:rPr>
+        <w:t xml:space="preserve"> Electronic Scoring System </w:t>
+      </w:r>
+      <w:r>
+        <w:rPr>
+          <w:b/>
+          <w:bCs/>
+          <w:sz w:val="32"/>
+          <w:szCs w:val="32"/>
+        </w:rPr>
+        <w:t xml:space="preserve">made </w:t>
+      </w:r>
+      <w:r>
+        <w:rPr>
+          <w:b/>
+          <w:bCs/>
+          <w:sz w:val="32"/>
+          <w:szCs w:val="32"/>
+        </w:rPr>
+        <w:t>by shooters for shooters.</w:t>
       </w:r>
     </w:p>
     <w:p>
       <w:pPr>
         <w:rPr>
-          <w:sz w:val="24"/>
-          <w:szCs w:val="24"/>
+          <w:b/>
+          <w:bCs/>
+          <w:sz w:val="28"/>
+          <w:szCs w:val="28"/>
         </w:rPr>
       </w:pPr>
-      <w:r>
-        <w:rPr>
-          <w:sz w:val="44"/>
-          <w:szCs w:val="44"/>
-        </w:rPr>
-        <w:t xml:space="preserve"> </w:t>
-      </w:r>
     </w:p>
     <w:p>
       <w:pPr>
+        <w:rPr>
+          <w:sz w:val="36"/>
+          <w:szCs w:val="36"/>
+        </w:rPr>
+      </w:pPr>
+      <w:r>
         <w:rPr>
           <w:b/>
           <w:bCs/>
           <w:sz w:val="36"/>
           <w:szCs w:val="36"/>
         </w:rPr>
-      </w:pPr>
-      <w:proofErr w:type="spellStart"/>
-      <w:r>
+        <w:t>Features</w:t>
+      </w:r>
+    </w:p>
+    <w:tbl>
+      <w:tblPr>
+        <w:tblStyle w:val="TableGrid"/>
+        <w:tblW w:w="0" w:type="auto"/>
+        <w:tblBorders>
+          <w:top w:val="none" w:sz="0" w:space="0" w:color="auto"/>
+          <w:left w:val="none" w:sz="0" w:space="0" w:color="auto"/>
+          <w:bottom w:val="none" w:sz="0" w:space="0" w:color="auto"/>
+          <w:right w:val="none" w:sz="0" w:space="0" w:color="auto"/>
+          <w:insideH w:val="none" w:sz="0" w:space="0" w:color="auto"/>
+          <w:insideV w:val="none" w:sz="0" w:space="0" w:color="auto"/>
+        </w:tblBorders>
+        <w:tblLook w:val="04A0" w:firstRow="1" w:lastRow="0" w:firstColumn="1" w:lastColumn="0" w:noHBand="0" w:noVBand="1"/>
+      </w:tblPr>
+      <w:tblGrid>
+        <w:gridCol w:w="6604"/>
+        <w:gridCol w:w="2746"/>
+      </w:tblGrid>
+      <w:tr>
+        <w:tc>
+          <w:tcPr>
+            <w:tcW w:w="6604" w:type="dxa"/>
+          </w:tcPr>
+          <w:p>
+            <w:pPr>
+              <w:pStyle w:val="ListParagraph"/>
+              <w:numPr>
+                <w:ilvl w:val="0"/>
+                <w:numId w:val="6"/>
+              </w:numPr>
+            </w:pPr>
+            <w:r>
+              <w:t xml:space="preserve">Open source – </w:t>
+            </w:r>
+            <w:r>
+              <w:t>b</w:t>
+            </w:r>
+            <w:r>
+              <w:t>uild it yourself</w:t>
+            </w:r>
+            <w:r>
+              <w:t>.</w:t>
+            </w:r>
+          </w:p>
+          <w:p>
+            <w:pPr>
+              <w:pStyle w:val="ListParagraph"/>
+              <w:numPr>
+                <w:ilvl w:val="0"/>
+                <w:numId w:val="6"/>
+              </w:numPr>
+            </w:pPr>
+            <w:r>
+              <w:t>Available assembled and tested</w:t>
+            </w:r>
+            <w:r>
+              <w:t>.</w:t>
+            </w:r>
+          </w:p>
+          <w:p>
+            <w:pPr>
+              <w:pStyle w:val="ListParagraph"/>
+              <w:numPr>
+                <w:ilvl w:val="0"/>
+                <w:numId w:val="6"/>
+              </w:numPr>
+            </w:pPr>
+            <w:r>
+              <w:t>Includes a wide range of targets, 10m rifle to 1000-meter large bore</w:t>
+            </w:r>
+            <w:r>
+              <w:t>.</w:t>
+            </w:r>
+          </w:p>
+          <w:p>
+            <w:pPr>
+              <w:pStyle w:val="ListParagraph"/>
+              <w:numPr>
+                <w:ilvl w:val="0"/>
+                <w:numId w:val="6"/>
+              </w:numPr>
+            </w:pPr>
+            <w:r>
+              <w:t>Rapid fire pistol</w:t>
+            </w:r>
+            <w:r>
+              <w:t>.</w:t>
+            </w:r>
+          </w:p>
+          <w:p>
+            <w:pPr>
+              <w:pStyle w:val="ListParagraph"/>
+              <w:numPr>
+                <w:ilvl w:val="0"/>
+                <w:numId w:val="6"/>
+              </w:numPr>
+            </w:pPr>
+            <w:r>
+              <w:t>Built-in</w:t>
+            </w:r>
+            <w:r>
+              <w:t xml:space="preserve"> training features</w:t>
+            </w:r>
+            <w:r>
+              <w:t>.</w:t>
+            </w:r>
+          </w:p>
+          <w:p>
+            <w:pPr>
+              <w:pStyle w:val="ListParagraph"/>
+              <w:numPr>
+                <w:ilvl w:val="0"/>
+                <w:numId w:val="6"/>
+              </w:numPr>
+            </w:pPr>
+            <w:proofErr w:type="spellStart"/>
+            <w:r>
+              <w:t>WiFi</w:t>
+            </w:r>
+            <w:proofErr w:type="spellEnd"/>
+            <w:r>
+              <w:t xml:space="preserve"> network for multiple viewers – athlete, coach, and spectators</w:t>
+            </w:r>
+          </w:p>
+          <w:p>
+            <w:pPr>
+              <w:spacing w:before="0" w:after="0"/>
+              <w:jc w:val="right"/>
+              <w:rPr>
+                <w:b/>
+                <w:bCs/>
+                <w:sz w:val="28"/>
+                <w:szCs w:val="28"/>
+              </w:rPr>
+            </w:pPr>
+            <w:r>
+              <w:rPr>
+                <w:b/>
+                <w:bCs/>
+                <w:sz w:val="28"/>
+                <w:szCs w:val="28"/>
+              </w:rPr>
+              <w:t>Scan to find out more</w:t>
+            </w:r>
+            <w:r>
+              <w:rPr>
+                <w:b/>
+                <w:bCs/>
+                <w:sz w:val="28"/>
+                <w:szCs w:val="28"/>
+              </w:rPr>
+              <w:t xml:space="preserve">:  </w:t>
+            </w:r>
+            <w:r>
+              <w:rPr>
+                <w:b/>
+                <w:bCs/>
+                <w:sz w:val="28"/>
+                <w:szCs w:val="28"/>
+              </w:rPr>
+              <w:t>Free-e-target.com</w:t>
+            </w:r>
+          </w:p>
+        </w:tc>
+        <w:tc>
+          <w:tcPr>
+            <w:tcW w:w="2746" w:type="dxa"/>
+          </w:tcPr>
+          <w:p>
+            <w:pPr>
+              <w:jc w:val="center"/>
+              <w:rPr>
+                <w:b/>
+                <w:bCs/>
+                <w:sz w:val="28"/>
+                <w:szCs w:val="28"/>
+              </w:rPr>
+            </w:pPr>
+            <w:r>
+              <w:rPr>
+                <w:b/>
+                <w:bCs/>
+                <w:noProof/>
+                <w:sz w:val="28"/>
+                <w:szCs w:val="28"/>
+              </w:rPr>
+              <w:drawing>
+                <wp:inline distT="0" distB="0" distL="0" distR="0" wp14:anchorId="3B6772A1" wp14:editId="359CA0FF">
+                  <wp:extent cx="1387267" cy="1368687"/>
+                  <wp:effectExtent l="0" t="0" r="0" b="3175"/>
+                  <wp:docPr id="1032461394" name="Picture 1"/>
+                  <wp:cNvGraphicFramePr>
+                    <a:graphicFrameLocks xmlns:a="http://schemas.openxmlformats.org/drawingml/2006/main" noChangeAspect="1"/>
+                  </wp:cNvGraphicFramePr>
+                  <a:graphic xmlns:a="http://schemas.openxmlformats.org/drawingml/2006/main">
+                    <a:graphicData uri="http://schemas.openxmlformats.org/drawingml/2006/picture">
+                      <pic:pic xmlns:pic="http://schemas.openxmlformats.org/drawingml/2006/picture">
+                        <pic:nvPicPr>
+                          <pic:cNvPr id="1032461394" name=""/>
+                          <pic:cNvPicPr/>
+                        </pic:nvPicPr>
+                        <pic:blipFill>
+                          <a:blip r:embed="rId5"/>
+                          <a:stretch>
+                            <a:fillRect/>
+                          </a:stretch>
+                        </pic:blipFill>
+                        <pic:spPr>
+                          <a:xfrm>
+                            <a:off x="0" y="0"/>
+                            <a:ext cx="1470295" cy="1450603"/>
+                          </a:xfrm>
+                          <a:prstGeom prst="rect">
+                            <a:avLst/>
+                          </a:prstGeom>
+                        </pic:spPr>
+                      </pic:pic>
+                    </a:graphicData>
+                  </a:graphic>
+                </wp:inline>
+              </w:drawing>
+            </w:r>
+          </w:p>
+        </w:tc>
+      </w:tr>
+    </w:tbl>
+    <w:p>
+      <w:pPr>
+        <w:rPr>
+          <w:b/>
+          <w:bCs/>
+          <w:sz w:val="28"/>
+          <w:szCs w:val="28"/>
+        </w:rPr>
+      </w:pPr>
+    </w:p>
+    <w:p>
+      <w:pPr>
         <w:rPr>
           <w:b/>
           <w:bCs/>
           <w:sz w:val="36"/>
           <w:szCs w:val="36"/>
         </w:rPr>
-        <w:t>FreEtarget</w:t>
-      </w:r>
-      <w:proofErr w:type="spellEnd"/>
+      </w:pPr>
       <w:r>
         <w:rPr>
           <w:b/>
@@ -145,219 +444,166 @@
           <w:sz w:val="36"/>
           <w:szCs w:val="36"/>
         </w:rPr>
-        <w:t xml:space="preserve"> an open source project to create a low-cost electronic target system for practice and friendly competition.</w:t>
+        <w:t>Build</w:t>
       </w:r>
     </w:p>
+    <w:tbl>
+      <w:tblPr>
+        <w:tblStyle w:val="TableGrid"/>
+        <w:tblW w:w="0" w:type="auto"/>
+        <w:tblBorders>
+          <w:top w:val="none" w:sz="0" w:space="0" w:color="auto"/>
+          <w:left w:val="none" w:sz="0" w:space="0" w:color="auto"/>
+          <w:bottom w:val="none" w:sz="0" w:space="0" w:color="auto"/>
+          <w:right w:val="none" w:sz="0" w:space="0" w:color="auto"/>
+          <w:insideH w:val="none" w:sz="0" w:space="0" w:color="auto"/>
+          <w:insideV w:val="none" w:sz="0" w:space="0" w:color="auto"/>
+        </w:tblBorders>
+        <w:tblLook w:val="04A0" w:firstRow="1" w:lastRow="0" w:firstColumn="1" w:lastColumn="0" w:noHBand="0" w:noVBand="1"/>
+      </w:tblPr>
+      <w:tblGrid>
+        <w:gridCol w:w="9900"/>
+      </w:tblGrid>
+      <w:tr>
+        <w:tc>
+          <w:tcPr>
+            <w:tcW w:w="9900" w:type="dxa"/>
+          </w:tcPr>
+          <w:p>
+            <w:pPr>
+              <w:pStyle w:val="ListParagraph"/>
+              <w:numPr>
+                <w:ilvl w:val="0"/>
+                <w:numId w:val="10"/>
+              </w:numPr>
+              <w:spacing w:before="0" w:after="0"/>
+            </w:pPr>
+            <w:r>
+              <w:t xml:space="preserve">DIY – </w:t>
+            </w:r>
+            <w:r>
+              <w:t>b</w:t>
+            </w:r>
+            <w:r>
+              <w:t>uy the circuit and build the rest yourself. Drawings and 3D printed parts</w:t>
+            </w:r>
+            <w:r>
+              <w:t xml:space="preserve"> </w:t>
+            </w:r>
+            <w:r>
+              <w:t>available</w:t>
+            </w:r>
+            <w:r>
+              <w:t>.</w:t>
+            </w:r>
+          </w:p>
+          <w:p>
+            <w:pPr>
+              <w:pStyle w:val="ListParagraph"/>
+              <w:numPr>
+                <w:ilvl w:val="0"/>
+                <w:numId w:val="10"/>
+              </w:numPr>
+              <w:spacing w:before="0" w:after="0"/>
+            </w:pPr>
+            <w:r>
+              <w:t xml:space="preserve">Club – </w:t>
+            </w:r>
+            <w:r>
+              <w:t>e</w:t>
+            </w:r>
+            <w:r>
+              <w:t>ntry level ESS for clubs and beginners</w:t>
+            </w:r>
+            <w:r>
+              <w:t>.</w:t>
+            </w:r>
+          </w:p>
+          <w:p>
+            <w:pPr>
+              <w:pStyle w:val="ListParagraph"/>
+              <w:numPr>
+                <w:ilvl w:val="0"/>
+                <w:numId w:val="10"/>
+              </w:numPr>
+              <w:spacing w:before="0" w:after="0"/>
+            </w:pPr>
+            <w:r>
+              <w:t xml:space="preserve">Competition – </w:t>
+            </w:r>
+            <w:r>
+              <w:t>f</w:t>
+            </w:r>
+            <w:r>
+              <w:t>ull</w:t>
+            </w:r>
+            <w:r>
+              <w:t>-</w:t>
+            </w:r>
+            <w:r>
+              <w:t>featured target that you assemble yourself</w:t>
+            </w:r>
+            <w:r>
+              <w:t>.</w:t>
+            </w:r>
+          </w:p>
+          <w:p>
+            <w:pPr>
+              <w:pStyle w:val="ListParagraph"/>
+              <w:numPr>
+                <w:ilvl w:val="0"/>
+                <w:numId w:val="10"/>
+              </w:numPr>
+              <w:spacing w:before="0" w:after="0"/>
+            </w:pPr>
+            <w:proofErr w:type="gramStart"/>
+            <w:r>
+              <w:t>25/50 meter</w:t>
+            </w:r>
+            <w:proofErr w:type="gramEnd"/>
+            <w:r>
+              <w:t xml:space="preserve"> pistol or rifle target</w:t>
+            </w:r>
+          </w:p>
+          <w:p>
+            <w:pPr>
+              <w:spacing w:before="0" w:after="0"/>
+            </w:pPr>
+          </w:p>
+        </w:tc>
+      </w:tr>
+    </w:tbl>
     <w:p>
       <w:pPr>
         <w:rPr>
           <w:b/>
           <w:bCs/>
-          <w:sz w:val="28"/>
-          <w:szCs w:val="28"/>
+          <w:sz w:val="36"/>
+          <w:szCs w:val="36"/>
         </w:rPr>
       </w:pPr>
       <w:r>
         <w:rPr>
           <w:b/>
           <w:bCs/>
-          <w:sz w:val="28"/>
-          <w:szCs w:val="28"/>
+          <w:sz w:val="36"/>
+          <w:szCs w:val="36"/>
         </w:rPr>
-        <w:t>Features</w:t>
+        <w:t>Get Started</w:t>
       </w:r>
     </w:p>
     <w:p>
-      <w:pPr>
-        <w:pStyle w:val="ListParagraph"/>
-        <w:numPr>
-          <w:ilvl w:val="0"/>
-          <w:numId w:val="6"/>
-        </w:numPr>
-        <w:rPr>
-          <w:sz w:val="22"/>
-          <w:szCs w:val="22"/>
-        </w:rPr>
-      </w:pPr>
-      <w:r>
-        <w:rPr>
-          <w:sz w:val="22"/>
-          <w:szCs w:val="22"/>
-        </w:rPr>
-        <w:t>Open source – Build it yourself</w:t>
-      </w:r>
-    </w:p>
-    <w:p>
-      <w:pPr>
-        <w:pStyle w:val="ListParagraph"/>
-        <w:numPr>
-          <w:ilvl w:val="0"/>
-          <w:numId w:val="6"/>
-        </w:numPr>
-        <w:rPr>
-          <w:sz w:val="22"/>
-          <w:szCs w:val="22"/>
-        </w:rPr>
-      </w:pPr>
-      <w:r>
-        <w:rPr>
-          <w:sz w:val="22"/>
-          <w:szCs w:val="22"/>
-        </w:rPr>
-        <w:t>Conventional target scoring for a range of targets including nation specific targets.</w:t>
-      </w:r>
-    </w:p>
-    <w:p>
-      <w:pPr>
-        <w:pStyle w:val="ListParagraph"/>
-        <w:numPr>
-          <w:ilvl w:val="0"/>
-          <w:numId w:val="6"/>
-        </w:numPr>
-        <w:rPr>
-          <w:sz w:val="22"/>
-          <w:szCs w:val="22"/>
-        </w:rPr>
-      </w:pPr>
-      <w:r>
-        <w:rPr>
-          <w:sz w:val="22"/>
-          <w:szCs w:val="22"/>
-        </w:rPr>
-        <w:t>Rapid fire pistol training</w:t>
-      </w:r>
-    </w:p>
-    <w:p>
-      <w:pPr>
-        <w:pStyle w:val="ListParagraph"/>
-        <w:numPr>
-          <w:ilvl w:val="0"/>
-          <w:numId w:val="6"/>
-        </w:numPr>
-        <w:rPr>
-          <w:sz w:val="22"/>
-          <w:szCs w:val="22"/>
-        </w:rPr>
-      </w:pPr>
-      <w:r>
-        <w:rPr>
-          <w:sz w:val="22"/>
-          <w:szCs w:val="22"/>
-        </w:rPr>
-        <w:t>Tabata timer</w:t>
-      </w:r>
-    </w:p>
-    <w:p>
-      <w:pPr>
-        <w:pStyle w:val="ListParagraph"/>
-        <w:numPr>
-          <w:ilvl w:val="0"/>
-          <w:numId w:val="6"/>
-        </w:numPr>
-        <w:rPr>
-          <w:sz w:val="22"/>
-          <w:szCs w:val="22"/>
-        </w:rPr>
-      </w:pPr>
-      <w:proofErr w:type="spellStart"/>
-      <w:r>
-        <w:rPr>
-          <w:sz w:val="22"/>
-          <w:szCs w:val="22"/>
-        </w:rPr>
-        <w:t>WiFi</w:t>
-      </w:r>
-      <w:proofErr w:type="spellEnd"/>
-      <w:r>
-        <w:rPr>
-          <w:sz w:val="22"/>
-          <w:szCs w:val="22"/>
-        </w:rPr>
-        <w:t xml:space="preserve"> network for multiple viewers – athlete, coach, and spectators</w:t>
-      </w:r>
-    </w:p>
-    <w:p>
-      <w:pPr>
-        <w:pStyle w:val="ListParagraph"/>
-        <w:numPr>
-          <w:ilvl w:val="0"/>
-          <w:numId w:val="6"/>
-        </w:numPr>
-        <w:rPr>
-          <w:sz w:val="22"/>
-          <w:szCs w:val="22"/>
-        </w:rPr>
-      </w:pPr>
-      <w:r>
-        <w:rPr>
-          <w:sz w:val="22"/>
-          <w:szCs w:val="22"/>
-        </w:rPr>
-        <w:t>No score option – Improve process</w:t>
-      </w:r>
-    </w:p>
-    <w:p>
-      <w:pPr>
-        <w:rPr>
-          <w:b/>
-          <w:bCs/>
-          <w:sz w:val="28"/>
-          <w:szCs w:val="28"/>
-        </w:rPr>
-      </w:pPr>
-      <w:r>
-        <w:rPr>
-          <w:b/>
-          <w:bCs/>
-          <w:sz w:val="28"/>
-          <w:szCs w:val="28"/>
-        </w:rPr>
-        <w:t>Build</w:t>
-      </w:r>
-    </w:p>
-    <w:p>
-      <w:r>
-        <w:t>DIY – Buy the circuit and build the rest yourself. Drawings and 3D printed parts available</w:t>
-      </w:r>
-    </w:p>
-    <w:p>
-      <w:r>
-        <w:t>Club – Entry level ESS for clubs and beginners</w:t>
-      </w:r>
-    </w:p>
-    <w:p>
-      <w:r>
-        <w:t>Competition – Full featured target that you assemble yourself</w:t>
-      </w:r>
-    </w:p>
-    <w:p>
-      <w:pPr>
-        <w:rPr>
-          <w:b/>
-          <w:bCs/>
-          <w:sz w:val="28"/>
-          <w:szCs w:val="28"/>
-        </w:rPr>
-      </w:pPr>
-      <w:r>
-        <w:rPr>
-          <w:b/>
-          <w:bCs/>
-          <w:sz w:val="28"/>
-          <w:szCs w:val="28"/>
-        </w:rPr>
-        <w:t>Get Started</w:t>
-      </w:r>
-    </w:p>
-    <w:p>
       <w:r>
         <w:t>Visit free-e-target.com to find out more.</w:t>
       </w:r>
       <w:r>
-        <w:t xml:space="preserve">  Project:</w:t>
-      </w:r>
-      <w:r>
-        <w:t xml:space="preserve"> github.com/ten-point-nine/free-e-target</w:t>
+        <w:t xml:space="preserve">  </w:t>
+      </w:r>
+      <w:r>
+        <w:t>Shipping is not included</w:t>
+      </w:r>
+      <w:r>
+        <w:t>.</w:t>
       </w:r>
     </w:p>
     <w:tbl>
@@ -367,14 +613,14 @@
         <w:tblLook w:val="04A0" w:firstRow="1" w:lastRow="0" w:firstColumn="1" w:lastColumn="0" w:noHBand="0" w:noVBand="1"/>
       </w:tblPr>
       <w:tblGrid>
-        <w:gridCol w:w="2335"/>
-        <w:gridCol w:w="5850"/>
+        <w:gridCol w:w="2965"/>
+        <w:gridCol w:w="5220"/>
         <w:gridCol w:w="1165"/>
       </w:tblGrid>
       <w:tr>
         <w:tc>
           <w:tcPr>
-            <w:tcW w:w="2335" w:type="dxa"/>
+            <w:tcW w:w="2965" w:type="dxa"/>
           </w:tcPr>
           <w:p>
             <w:pPr>
@@ -387,14 +633,422 @@
         </w:tc>
         <w:tc>
           <w:tcPr>
-            <w:tcW w:w="5850" w:type="dxa"/>
+            <w:tcW w:w="5220" w:type="dxa"/>
+          </w:tcPr>
+          <w:p>
+            <w:pPr>
+              <w:spacing w:before="0" w:after="0"/>
+              <w:rPr>
+                <w:sz w:val="22"/>
+                <w:szCs w:val="22"/>
+              </w:rPr>
+            </w:pPr>
+            <w:r>
+              <w:rPr>
+                <w:sz w:val="22"/>
+                <w:szCs w:val="22"/>
+              </w:rPr>
+              <w:t>Basic circuit, build the rest</w:t>
+            </w:r>
+          </w:p>
+        </w:tc>
+        <w:tc>
+          <w:tcPr>
+            <w:tcW w:w="1165" w:type="dxa"/>
+          </w:tcPr>
+          <w:p>
+            <w:pPr>
+              <w:spacing w:before="0" w:after="0"/>
+              <w:rPr>
+                <w:sz w:val="22"/>
+                <w:szCs w:val="22"/>
+              </w:rPr>
+            </w:pPr>
+            <w:r>
+              <w:rPr>
+                <w:sz w:val="22"/>
+                <w:szCs w:val="22"/>
+              </w:rPr>
+              <w:t>$2</w:t>
+            </w:r>
+            <w:r>
+              <w:rPr>
+                <w:sz w:val="22"/>
+                <w:szCs w:val="22"/>
+              </w:rPr>
+              <w:t>30</w:t>
+            </w:r>
+          </w:p>
+        </w:tc>
+      </w:tr>
+      <w:tr>
+        <w:tc>
+          <w:tcPr>
+            <w:tcW w:w="2965" w:type="dxa"/>
           </w:tcPr>
           <w:p>
             <w:pPr>
               <w:spacing w:before="0" w:after="0"/>
             </w:pPr>
             <w:r>
-              <w:t>Basic circuit, build the rest</w:t>
+              <w:t>Witness Paper Drive</w:t>
+            </w:r>
+          </w:p>
+        </w:tc>
+        <w:tc>
+          <w:tcPr>
+            <w:tcW w:w="5220" w:type="dxa"/>
+          </w:tcPr>
+          <w:p>
+            <w:pPr>
+              <w:spacing w:before="0" w:after="0"/>
+              <w:rPr>
+                <w:sz w:val="22"/>
+                <w:szCs w:val="22"/>
+              </w:rPr>
+            </w:pPr>
+            <w:r>
+              <w:rPr>
+                <w:sz w:val="22"/>
+                <w:szCs w:val="22"/>
+              </w:rPr>
+              <w:t>Used to improve accuracy</w:t>
+            </w:r>
+          </w:p>
+        </w:tc>
+        <w:tc>
+          <w:tcPr>
+            <w:tcW w:w="1165" w:type="dxa"/>
+          </w:tcPr>
+          <w:p>
+            <w:pPr>
+              <w:spacing w:before="0" w:after="0"/>
+              <w:rPr>
+                <w:sz w:val="22"/>
+                <w:szCs w:val="22"/>
+              </w:rPr>
+            </w:pPr>
+            <w:r>
+              <w:rPr>
+                <w:sz w:val="22"/>
+                <w:szCs w:val="22"/>
+              </w:rPr>
+              <w:t>$105</w:t>
+            </w:r>
+          </w:p>
+        </w:tc>
+      </w:tr>
+      <w:tr>
+        <w:tc>
+          <w:tcPr>
+            <w:tcW w:w="2965" w:type="dxa"/>
+          </w:tcPr>
+          <w:p>
+            <w:pPr>
+              <w:spacing w:before="0" w:after="0"/>
+            </w:pPr>
+            <w:r>
+              <w:t>Club Target</w:t>
+            </w:r>
+            <w:r>
+              <w:t xml:space="preserve"> - Kit</w:t>
+            </w:r>
+          </w:p>
+        </w:tc>
+        <w:tc>
+          <w:tcPr>
+            <w:tcW w:w="5220" w:type="dxa"/>
+          </w:tcPr>
+          <w:p>
+            <w:pPr>
+              <w:spacing w:before="0" w:after="0"/>
+              <w:rPr>
+                <w:sz w:val="22"/>
+                <w:szCs w:val="22"/>
+              </w:rPr>
+            </w:pPr>
+            <w:r>
+              <w:rPr>
+                <w:sz w:val="22"/>
+                <w:szCs w:val="22"/>
+              </w:rPr>
+              <w:t>Low-cost</w:t>
+            </w:r>
+            <w:r>
+              <w:rPr>
+                <w:sz w:val="22"/>
+                <w:szCs w:val="22"/>
+              </w:rPr>
+              <w:t xml:space="preserve"> ESS –</w:t>
+            </w:r>
+            <w:r>
+              <w:rPr>
+                <w:sz w:val="22"/>
+                <w:szCs w:val="22"/>
+              </w:rPr>
+              <w:t xml:space="preserve"> s</w:t>
+            </w:r>
+            <w:r>
+              <w:rPr>
+                <w:sz w:val="22"/>
+                <w:szCs w:val="22"/>
+              </w:rPr>
+              <w:t>imple</w:t>
+            </w:r>
+            <w:r>
+              <w:rPr>
+                <w:sz w:val="22"/>
+                <w:szCs w:val="22"/>
+              </w:rPr>
+              <w:t xml:space="preserve"> target holder</w:t>
+            </w:r>
+            <w:r>
+              <w:rPr>
+                <w:sz w:val="22"/>
+                <w:szCs w:val="22"/>
+              </w:rPr>
+              <w:t xml:space="preserve"> and circuit</w:t>
+            </w:r>
+          </w:p>
+        </w:tc>
+        <w:tc>
+          <w:tcPr>
+            <w:tcW w:w="1165" w:type="dxa"/>
+          </w:tcPr>
+          <w:p>
+            <w:pPr>
+              <w:spacing w:before="0" w:after="0"/>
+              <w:rPr>
+                <w:sz w:val="22"/>
+                <w:szCs w:val="22"/>
+              </w:rPr>
+            </w:pPr>
+            <w:r>
+              <w:rPr>
+                <w:sz w:val="22"/>
+                <w:szCs w:val="22"/>
+              </w:rPr>
+              <w:t>$345</w:t>
+            </w:r>
+          </w:p>
+        </w:tc>
+      </w:tr>
+      <w:tr>
+        <w:tc>
+          <w:tcPr>
+            <w:tcW w:w="2965" w:type="dxa"/>
+          </w:tcPr>
+          <w:p>
+            <w:pPr>
+              <w:spacing w:before="0" w:after="0"/>
+            </w:pPr>
+            <w:r>
+              <w:t>Competition Target</w:t>
+            </w:r>
+            <w:r>
+              <w:t xml:space="preserve"> - Kit</w:t>
+            </w:r>
+          </w:p>
+        </w:tc>
+        <w:tc>
+          <w:tcPr>
+            <w:tcW w:w="5220" w:type="dxa"/>
+          </w:tcPr>
+          <w:p>
+            <w:pPr>
+              <w:spacing w:before="0" w:after="0"/>
+              <w:rPr>
+                <w:sz w:val="22"/>
+                <w:szCs w:val="22"/>
+              </w:rPr>
+            </w:pPr>
+            <w:r>
+              <w:rPr>
+                <w:sz w:val="22"/>
+                <w:szCs w:val="22"/>
+              </w:rPr>
+              <w:t xml:space="preserve">Circuit, </w:t>
+            </w:r>
+            <w:r>
+              <w:rPr>
+                <w:sz w:val="22"/>
+                <w:szCs w:val="22"/>
+              </w:rPr>
+              <w:t>w</w:t>
+            </w:r>
+            <w:r>
+              <w:rPr>
+                <w:sz w:val="22"/>
+                <w:szCs w:val="22"/>
+              </w:rPr>
+              <w:t xml:space="preserve">itness </w:t>
+            </w:r>
+            <w:r>
+              <w:rPr>
+                <w:sz w:val="22"/>
+                <w:szCs w:val="22"/>
+              </w:rPr>
+              <w:t>p</w:t>
+            </w:r>
+            <w:r>
+              <w:rPr>
+                <w:sz w:val="22"/>
+                <w:szCs w:val="22"/>
+              </w:rPr>
+              <w:t xml:space="preserve">aper </w:t>
+            </w:r>
+            <w:r>
+              <w:rPr>
+                <w:sz w:val="22"/>
+                <w:szCs w:val="22"/>
+              </w:rPr>
+              <w:t>d</w:t>
+            </w:r>
+            <w:r>
+              <w:rPr>
+                <w:sz w:val="22"/>
+                <w:szCs w:val="22"/>
+              </w:rPr>
+              <w:t>rive, choice of target plates</w:t>
+            </w:r>
+          </w:p>
+          <w:p>
+            <w:pPr>
+              <w:spacing w:before="0" w:after="0"/>
+              <w:rPr>
+                <w:sz w:val="22"/>
+                <w:szCs w:val="22"/>
+              </w:rPr>
+            </w:pPr>
+            <w:r>
+              <w:rPr>
+                <w:sz w:val="22"/>
+                <w:szCs w:val="22"/>
+              </w:rPr>
+              <w:t>Not included: LED lights, glue</w:t>
+            </w:r>
+            <w:r>
+              <w:rPr>
+                <w:sz w:val="22"/>
+                <w:szCs w:val="22"/>
+              </w:rPr>
+              <w:t>, pellet trap</w:t>
+            </w:r>
+          </w:p>
+        </w:tc>
+        <w:tc>
+          <w:tcPr>
+            <w:tcW w:w="1165" w:type="dxa"/>
+          </w:tcPr>
+          <w:p>
+            <w:pPr>
+              <w:spacing w:before="0" w:after="0"/>
+              <w:rPr>
+                <w:sz w:val="22"/>
+                <w:szCs w:val="22"/>
+              </w:rPr>
+            </w:pPr>
+            <w:r>
+              <w:rPr>
+                <w:sz w:val="22"/>
+                <w:szCs w:val="22"/>
+              </w:rPr>
+              <w:t>$</w:t>
+            </w:r>
+            <w:r>
+              <w:rPr>
+                <w:sz w:val="22"/>
+                <w:szCs w:val="22"/>
+              </w:rPr>
+              <w:t>549</w:t>
+            </w:r>
+          </w:p>
+        </w:tc>
+      </w:tr>
+      <w:tr>
+        <w:tc>
+          <w:tcPr>
+            <w:tcW w:w="2965" w:type="dxa"/>
+          </w:tcPr>
+          <w:p>
+            <w:pPr>
+              <w:spacing w:before="0" w:after="0"/>
+            </w:pPr>
+            <w:r>
+              <w:t>Competition Target - Assembled</w:t>
+            </w:r>
+          </w:p>
+        </w:tc>
+        <w:tc>
+          <w:tcPr>
+            <w:tcW w:w="5220" w:type="dxa"/>
+          </w:tcPr>
+          <w:p>
+            <w:pPr>
+              <w:spacing w:before="0" w:after="0"/>
+              <w:rPr>
+                <w:sz w:val="22"/>
+                <w:szCs w:val="22"/>
+              </w:rPr>
+            </w:pPr>
+            <w:r>
+              <w:rPr>
+                <w:sz w:val="22"/>
+                <w:szCs w:val="22"/>
+              </w:rPr>
+              <w:t>Assembled competition target</w:t>
+            </w:r>
+          </w:p>
+        </w:tc>
+        <w:tc>
+          <w:tcPr>
+            <w:tcW w:w="1165" w:type="dxa"/>
+          </w:tcPr>
+          <w:p>
+            <w:pPr>
+              <w:spacing w:before="0" w:after="0"/>
+              <w:rPr>
+                <w:sz w:val="22"/>
+                <w:szCs w:val="22"/>
+              </w:rPr>
+            </w:pPr>
+            <w:r>
+              <w:rPr>
+                <w:sz w:val="22"/>
+                <w:szCs w:val="22"/>
+              </w:rPr>
+              <w:t>$749</w:t>
+            </w:r>
+          </w:p>
+        </w:tc>
+      </w:tr>
+      <w:tr>
+        <w:tc>
+          <w:tcPr>
+            <w:tcW w:w="2965" w:type="dxa"/>
+          </w:tcPr>
+          <w:p>
+            <w:pPr>
+              <w:spacing w:before="0" w:after="0"/>
+            </w:pPr>
+            <w:r>
+              <w:t>25/</w:t>
+            </w:r>
+            <w:r>
+              <w:t>50 Meter Pistol</w:t>
+            </w:r>
+          </w:p>
+        </w:tc>
+        <w:tc>
+          <w:tcPr>
+            <w:tcW w:w="5220" w:type="dxa"/>
+          </w:tcPr>
+          <w:p>
+            <w:pPr>
+              <w:spacing w:before="0" w:after="0"/>
+            </w:pPr>
+            <w:r>
+              <w:t>Large target for pistol shooting at 25 or 50 meters</w:t>
             </w:r>
           </w:p>
         </w:tc>
@@ -407,294 +1061,7 @@
               <w:spacing w:before="0" w:after="0"/>
             </w:pPr>
             <w:r>
-              <w:t>$200</w:t>
-            </w:r>
-          </w:p>
-        </w:tc>
-      </w:tr>
-      <w:tr>
-        <w:tc>
-          <w:tcPr>
-            <w:tcW w:w="2335" w:type="dxa"/>
-          </w:tcPr>
-          <w:p>
-            <w:pPr>
-              <w:spacing w:before="0" w:after="0"/>
-            </w:pPr>
-            <w:proofErr w:type="spellStart"/>
-            <w:r>
-              <w:t>WiFi</w:t>
-            </w:r>
-            <w:proofErr w:type="spellEnd"/>
-          </w:p>
-        </w:tc>
-        <w:tc>
-          <w:tcPr>
-            <w:tcW w:w="5850" w:type="dxa"/>
-          </w:tcPr>
-          <w:p>
-            <w:pPr>
-              <w:spacing w:before="0" w:after="0"/>
-            </w:pPr>
-            <w:proofErr w:type="spellStart"/>
-            <w:r>
-              <w:t>WiFi</w:t>
-            </w:r>
-            <w:proofErr w:type="spellEnd"/>
-            <w:r>
-              <w:t xml:space="preserve"> </w:t>
-            </w:r>
-            <w:r>
-              <w:t>a</w:t>
-            </w:r>
-            <w:r>
-              <w:t>dapter and cable</w:t>
-            </w:r>
-          </w:p>
-        </w:tc>
-        <w:tc>
-          <w:tcPr>
-            <w:tcW w:w="1165" w:type="dxa"/>
-          </w:tcPr>
-          <w:p>
-            <w:pPr>
-              <w:spacing w:before="0" w:after="0"/>
-            </w:pPr>
-            <w:r>
-              <w:t>$30</w:t>
-            </w:r>
-          </w:p>
-        </w:tc>
-      </w:tr>
-      <w:tr>
-        <w:tc>
-          <w:tcPr>
-            <w:tcW w:w="2335" w:type="dxa"/>
-          </w:tcPr>
-          <w:p>
-            <w:pPr>
-              <w:spacing w:before="0" w:after="0"/>
-            </w:pPr>
-            <w:r>
-              <w:t>Witness Paper Drive</w:t>
-            </w:r>
-          </w:p>
-        </w:tc>
-        <w:tc>
-          <w:tcPr>
-            <w:tcW w:w="5850" w:type="dxa"/>
-          </w:tcPr>
-          <w:p>
-            <w:pPr>
-              <w:spacing w:before="0" w:after="0"/>
-            </w:pPr>
-            <w:r>
-              <w:t>Used to improve accuracy</w:t>
-            </w:r>
-          </w:p>
-        </w:tc>
-        <w:tc>
-          <w:tcPr>
-            <w:tcW w:w="1165" w:type="dxa"/>
-          </w:tcPr>
-          <w:p>
-            <w:pPr>
-              <w:spacing w:before="0" w:after="0"/>
-            </w:pPr>
-            <w:r>
-              <w:t>$105</w:t>
-            </w:r>
-          </w:p>
-        </w:tc>
-      </w:tr>
-      <w:tr>
-        <w:tc>
-          <w:tcPr>
-            <w:tcW w:w="2335" w:type="dxa"/>
-          </w:tcPr>
-          <w:p>
-            <w:pPr>
-              <w:spacing w:before="0" w:after="0"/>
-            </w:pPr>
-            <w:r>
-              <w:t>Club Target</w:t>
-            </w:r>
-            <w:r>
-              <w:t xml:space="preserve"> - Kit</w:t>
-            </w:r>
-          </w:p>
-        </w:tc>
-        <w:tc>
-          <w:tcPr>
-            <w:tcW w:w="5850" w:type="dxa"/>
-          </w:tcPr>
-          <w:p>
-            <w:pPr>
-              <w:spacing w:before="0" w:after="0"/>
-            </w:pPr>
-            <w:r>
-              <w:t>Low cost ESS –</w:t>
-            </w:r>
-            <w:r>
-              <w:t>Simple</w:t>
-            </w:r>
-            <w:r>
-              <w:t xml:space="preserve"> target holder</w:t>
-            </w:r>
-            <w:r>
-              <w:t xml:space="preserve"> and circuit</w:t>
-            </w:r>
-            <w:bookmarkStart w:id="0" w:name="_GoBack"/>
-            <w:bookmarkEnd w:id="0"/>
-          </w:p>
-        </w:tc>
-        <w:tc>
-          <w:tcPr>
-            <w:tcW w:w="1165" w:type="dxa"/>
-          </w:tcPr>
-          <w:p>
-            <w:pPr>
-              <w:spacing w:before="0" w:after="0"/>
-            </w:pPr>
-            <w:r>
-              <w:t>$295</w:t>
-            </w:r>
-          </w:p>
-        </w:tc>
-      </w:tr>
-      <w:tr>
-        <w:tc>
-          <w:tcPr>
-            <w:tcW w:w="2335" w:type="dxa"/>
-          </w:tcPr>
-          <w:p>
-            <w:pPr>
-              <w:spacing w:before="0" w:after="0"/>
-            </w:pPr>
-            <w:r>
-              <w:t>Metal Pistol Plate</w:t>
-            </w:r>
-          </w:p>
-        </w:tc>
-        <w:tc>
-          <w:tcPr>
-            <w:tcW w:w="5850" w:type="dxa"/>
-          </w:tcPr>
-          <w:p>
-            <w:pPr>
-              <w:spacing w:before="0" w:after="0"/>
-            </w:pPr>
-            <w:r>
-              <w:t>Includes 3D printed holder</w:t>
-            </w:r>
-          </w:p>
-        </w:tc>
-        <w:tc>
-          <w:tcPr>
-            <w:tcW w:w="1165" w:type="dxa"/>
-          </w:tcPr>
-          <w:p>
-            <w:pPr>
-              <w:spacing w:before="0" w:after="0"/>
-            </w:pPr>
-            <w:r>
-              <w:t>$45</w:t>
-            </w:r>
-          </w:p>
-        </w:tc>
-      </w:tr>
-      <w:tr>
-        <w:tc>
-          <w:tcPr>
-            <w:tcW w:w="2335" w:type="dxa"/>
-          </w:tcPr>
-          <w:p>
-            <w:pPr>
-              <w:spacing w:before="0" w:after="0"/>
-            </w:pPr>
-            <w:r>
-              <w:t>Metal Rifle Plate</w:t>
-            </w:r>
-          </w:p>
-        </w:tc>
-        <w:tc>
-          <w:tcPr>
-            <w:tcW w:w="5850" w:type="dxa"/>
-          </w:tcPr>
-          <w:p>
-            <w:pPr>
-              <w:spacing w:before="0" w:after="0"/>
-            </w:pPr>
-            <w:r>
-              <w:t>Includes 3D printed holder</w:t>
-            </w:r>
-          </w:p>
-        </w:tc>
-        <w:tc>
-          <w:tcPr>
-            <w:tcW w:w="1165" w:type="dxa"/>
-          </w:tcPr>
-          <w:p>
-            <w:pPr>
-              <w:spacing w:before="0" w:after="0"/>
-            </w:pPr>
-            <w:r>
-              <w:t>$45</w:t>
-            </w:r>
-          </w:p>
-        </w:tc>
-      </w:tr>
-      <w:tr>
-        <w:tc>
-          <w:tcPr>
-            <w:tcW w:w="2335" w:type="dxa"/>
-          </w:tcPr>
-          <w:p>
-            <w:pPr>
-              <w:spacing w:before="0" w:after="0"/>
-            </w:pPr>
-            <w:r>
-              <w:t>Competition Target</w:t>
-            </w:r>
-            <w:r>
-              <w:t xml:space="preserve"> - Kit</w:t>
-            </w:r>
-          </w:p>
-        </w:tc>
-        <w:tc>
-          <w:tcPr>
-            <w:tcW w:w="5850" w:type="dxa"/>
-          </w:tcPr>
-          <w:p>
-            <w:pPr>
-              <w:spacing w:before="0" w:after="0"/>
-            </w:pPr>
-            <w:r>
-              <w:t>Circuit, Witness Paper Drive, choice of target plates,</w:t>
-            </w:r>
-          </w:p>
-          <w:p>
-            <w:pPr>
-              <w:spacing w:before="0" w:after="0"/>
-            </w:pPr>
-            <w:r>
-              <w:t>Not included: LED lights, glue</w:t>
-            </w:r>
-            <w:r>
-              <w:t>, pellet trap</w:t>
-            </w:r>
-          </w:p>
-        </w:tc>
-        <w:tc>
-          <w:tcPr>
-            <w:tcW w:w="1165" w:type="dxa"/>
-          </w:tcPr>
-          <w:p>
-            <w:pPr>
-              <w:spacing w:before="0" w:after="0"/>
-            </w:pPr>
-            <w:r>
-              <w:t>$495</w:t>
+              <w:t>$595</w:t>
             </w:r>
           </w:p>
         </w:tc>
@@ -710,9 +1077,399 @@
         </w:rPr>
       </w:pPr>
     </w:p>
+    <w:p>
+      <w:pPr>
+        <w:rPr>
+          <w:b/>
+          <w:bCs/>
+          <w:sz w:val="36"/>
+          <w:szCs w:val="36"/>
+        </w:rPr>
+      </w:pPr>
+      <w:r>
+        <w:rPr>
+          <w:b/>
+          <w:bCs/>
+          <w:sz w:val="36"/>
+          <w:szCs w:val="36"/>
+        </w:rPr>
+        <w:lastRenderedPageBreak/>
+        <w:t xml:space="preserve">How to </w:t>
+      </w:r>
+      <w:r>
+        <w:rPr>
+          <w:b/>
+          <w:bCs/>
+          <w:sz w:val="36"/>
+          <w:szCs w:val="36"/>
+        </w:rPr>
+        <w:t>u</w:t>
+      </w:r>
+      <w:r>
+        <w:rPr>
+          <w:b/>
+          <w:bCs/>
+          <w:sz w:val="36"/>
+          <w:szCs w:val="36"/>
+        </w:rPr>
+        <w:t xml:space="preserve">se the </w:t>
+      </w:r>
+      <w:r>
+        <w:rPr>
+          <w:b/>
+          <w:bCs/>
+          <w:sz w:val="36"/>
+          <w:szCs w:val="36"/>
+        </w:rPr>
+        <w:t>t</w:t>
+      </w:r>
+      <w:r>
+        <w:rPr>
+          <w:b/>
+          <w:bCs/>
+          <w:sz w:val="36"/>
+          <w:szCs w:val="36"/>
+        </w:rPr>
+        <w:t>arget</w:t>
+      </w:r>
+    </w:p>
+    <w:p>
+      <w:r>
+        <w:t>Follow these instructions to use the target with your laptop.</w:t>
+      </w:r>
+    </w:p>
+    <w:p>
+      <w:pPr>
+        <w:pStyle w:val="ListParagraph"/>
+        <w:numPr>
+          <w:ilvl w:val="0"/>
+          <w:numId w:val="9"/>
+        </w:numPr>
+      </w:pPr>
+      <w:r>
+        <w:t xml:space="preserve">Download the PC Client onto your pc from </w:t>
+      </w:r>
+      <w:hyperlink r:id="rId6" w:anchor="PCClient" w:history="1">
+        <w:r>
+          <w:rPr>
+            <w:rStyle w:val="Hyperlink"/>
+          </w:rPr>
+          <w:t>https://free-e-target.com/downloads/#PCClient</w:t>
+        </w:r>
+      </w:hyperlink>
+    </w:p>
+    <w:p>
+      <w:pPr>
+        <w:pStyle w:val="ListParagraph"/>
+        <w:numPr>
+          <w:ilvl w:val="0"/>
+          <w:numId w:val="7"/>
+        </w:numPr>
+      </w:pPr>
+      <w:r>
+        <w:t>Install the client onto your PC</w:t>
+      </w:r>
+    </w:p>
+    <w:p>
+      <w:pPr>
+        <w:pStyle w:val="ListParagraph"/>
+        <w:numPr>
+          <w:ilvl w:val="0"/>
+          <w:numId w:val="7"/>
+        </w:numPr>
+      </w:pPr>
+      <w:r>
+        <w:t>Open the client and go to the setup tab.</w:t>
+      </w:r>
+    </w:p>
+    <w:p>
+      <w:pPr>
+        <w:ind w:left="1080"/>
+      </w:pPr>
+      <w:r>
+        <w:t xml:space="preserve"> </w:t>
+      </w:r>
+      <w:r>
+        <w:rPr>
+          <w:noProof/>
+        </w:rPr>
+        <w:drawing>
+          <wp:inline distT="0" distB="0" distL="0" distR="0" wp14:anchorId="496B3749" wp14:editId="3134C01D">
+            <wp:extent cx="596900" cy="520700"/>
+            <wp:effectExtent l="0" t="0" r="0" b="0"/>
+            <wp:docPr id="1341553096" name="Picture 1"/>
+            <wp:cNvGraphicFramePr>
+              <a:graphicFrameLocks xmlns:a="http://schemas.openxmlformats.org/drawingml/2006/main" noChangeAspect="1"/>
+            </wp:cNvGraphicFramePr>
+            <a:graphic xmlns:a="http://schemas.openxmlformats.org/drawingml/2006/main">
+              <a:graphicData uri="http://schemas.openxmlformats.org/drawingml/2006/picture">
+                <pic:pic xmlns:pic="http://schemas.openxmlformats.org/drawingml/2006/picture">
+                  <pic:nvPicPr>
+                    <pic:cNvPr id="1341553096" name=""/>
+                    <pic:cNvPicPr/>
+                  </pic:nvPicPr>
+                  <pic:blipFill>
+                    <a:blip r:embed="rId7"/>
+                    <a:stretch>
+                      <a:fillRect/>
+                    </a:stretch>
+                  </pic:blipFill>
+                  <pic:spPr>
+                    <a:xfrm>
+                      <a:off x="0" y="0"/>
+                      <a:ext cx="596900" cy="520700"/>
+                    </a:xfrm>
+                    <a:prstGeom prst="rect">
+                      <a:avLst/>
+                    </a:prstGeom>
+                  </pic:spPr>
+                </pic:pic>
+              </a:graphicData>
+            </a:graphic>
+          </wp:inline>
+        </w:drawing>
+      </w:r>
+    </w:p>
+    <w:p>
+      <w:pPr>
+        <w:pStyle w:val="ListParagraph"/>
+        <w:numPr>
+          <w:ilvl w:val="0"/>
+          <w:numId w:val="7"/>
+        </w:numPr>
+      </w:pPr>
+      <w:r>
+        <w:t>Make</w:t>
+      </w:r>
+      <w:r>
+        <w:t xml:space="preserve"> the following settings</w:t>
+      </w:r>
+    </w:p>
+    <w:p>
+      <w:pPr>
+        <w:ind w:left="1080"/>
+      </w:pPr>
+      <w:r>
+        <w:rPr>
+          <w:noProof/>
+        </w:rPr>
+        <w:drawing>
+          <wp:inline distT="0" distB="0" distL="0" distR="0" wp14:anchorId="38D19F37" wp14:editId="3FD04800">
+            <wp:extent cx="2801442" cy="1492225"/>
+            <wp:effectExtent l="0" t="0" r="0" b="0"/>
+            <wp:docPr id="1601588419" name="Picture 1"/>
+            <wp:cNvGraphicFramePr>
+              <a:graphicFrameLocks xmlns:a="http://schemas.openxmlformats.org/drawingml/2006/main" noChangeAspect="1"/>
+            </wp:cNvGraphicFramePr>
+            <a:graphic xmlns:a="http://schemas.openxmlformats.org/drawingml/2006/main">
+              <a:graphicData uri="http://schemas.openxmlformats.org/drawingml/2006/picture">
+                <pic:pic xmlns:pic="http://schemas.openxmlformats.org/drawingml/2006/picture">
+                  <pic:nvPicPr>
+                    <pic:cNvPr id="1601588419" name=""/>
+                    <pic:cNvPicPr/>
+                  </pic:nvPicPr>
+                  <pic:blipFill>
+                    <a:blip r:embed="rId8"/>
+                    <a:stretch>
+                      <a:fillRect/>
+                    </a:stretch>
+                  </pic:blipFill>
+                  <pic:spPr>
+                    <a:xfrm>
+                      <a:off x="0" y="0"/>
+                      <a:ext cx="2823760" cy="1504113"/>
+                    </a:xfrm>
+                    <a:prstGeom prst="rect">
+                      <a:avLst/>
+                    </a:prstGeom>
+                  </pic:spPr>
+                </pic:pic>
+              </a:graphicData>
+            </a:graphic>
+          </wp:inline>
+        </w:drawing>
+      </w:r>
+    </w:p>
+    <w:p>
+      <w:pPr>
+        <w:pStyle w:val="ListParagraph"/>
+        <w:numPr>
+          <w:ilvl w:val="1"/>
+          <w:numId w:val="7"/>
+        </w:numPr>
+      </w:pPr>
+      <w:r>
+        <w:t>Select ESP32</w:t>
+      </w:r>
+    </w:p>
+    <w:p>
+      <w:pPr>
+        <w:pStyle w:val="ListParagraph"/>
+        <w:numPr>
+          <w:ilvl w:val="1"/>
+          <w:numId w:val="7"/>
+        </w:numPr>
+      </w:pPr>
+      <w:r>
+        <w:t xml:space="preserve">Enter the target IP address, </w:t>
+      </w:r>
+      <w:r>
+        <w:t>192.168.10.9</w:t>
+      </w:r>
+    </w:p>
+    <w:p>
+      <w:pPr>
+        <w:pStyle w:val="ListParagraph"/>
+        <w:numPr>
+          <w:ilvl w:val="1"/>
+          <w:numId w:val="7"/>
+        </w:numPr>
+      </w:pPr>
+      <w:r>
+        <w:t xml:space="preserve">Press </w:t>
+      </w:r>
+      <w:r>
+        <w:t xml:space="preserve">OK to </w:t>
+      </w:r>
+      <w:r>
+        <w:t>continu</w:t>
+      </w:r>
+      <w:r>
+        <w:t>e</w:t>
+      </w:r>
+    </w:p>
+    <w:p>
+      <w:pPr>
+        <w:pStyle w:val="ListParagraph"/>
+        <w:ind w:left="1440"/>
+      </w:pPr>
+    </w:p>
+    <w:p>
+      <w:pPr>
+        <w:pStyle w:val="ListParagraph"/>
+        <w:numPr>
+          <w:ilvl w:val="0"/>
+          <w:numId w:val="7"/>
+        </w:numPr>
+      </w:pPr>
+      <w:r>
+        <w:t xml:space="preserve">Change your laptop </w:t>
+      </w:r>
+      <w:proofErr w:type="spellStart"/>
+      <w:r>
+        <w:t>WiFi</w:t>
+      </w:r>
+      <w:proofErr w:type="spellEnd"/>
+      <w:r>
+        <w:t xml:space="preserve"> SSID to FET-TARGET</w:t>
+      </w:r>
+    </w:p>
+    <w:p>
+      <w:pPr>
+        <w:pStyle w:val="ListParagraph"/>
+        <w:numPr>
+          <w:ilvl w:val="0"/>
+          <w:numId w:val="7"/>
+        </w:numPr>
+      </w:pPr>
+      <w:r>
+        <w:t xml:space="preserve">Connect to the target by pressing the CONNECT button </w:t>
+      </w:r>
+    </w:p>
+    <w:p>
+      <w:pPr>
+        <w:ind w:left="1080"/>
+      </w:pPr>
+      <w:r>
+        <w:rPr>
+          <w:noProof/>
+        </w:rPr>
+        <w:drawing>
+          <wp:inline distT="0" distB="0" distL="0" distR="0" wp14:anchorId="79815CA0" wp14:editId="72CB4ECC">
+            <wp:extent cx="2425700" cy="1193800"/>
+            <wp:effectExtent l="0" t="0" r="0" b="0"/>
+            <wp:docPr id="651910395" name="Picture 1"/>
+            <wp:cNvGraphicFramePr>
+              <a:graphicFrameLocks xmlns:a="http://schemas.openxmlformats.org/drawingml/2006/main" noChangeAspect="1"/>
+            </wp:cNvGraphicFramePr>
+            <a:graphic xmlns:a="http://schemas.openxmlformats.org/drawingml/2006/main">
+              <a:graphicData uri="http://schemas.openxmlformats.org/drawingml/2006/picture">
+                <pic:pic xmlns:pic="http://schemas.openxmlformats.org/drawingml/2006/picture">
+                  <pic:nvPicPr>
+                    <pic:cNvPr id="651910395" name=""/>
+                    <pic:cNvPicPr/>
+                  </pic:nvPicPr>
+                  <pic:blipFill>
+                    <a:blip r:embed="rId9"/>
+                    <a:stretch>
+                      <a:fillRect/>
+                    </a:stretch>
+                  </pic:blipFill>
+                  <pic:spPr>
+                    <a:xfrm>
+                      <a:off x="0" y="0"/>
+                      <a:ext cx="2425700" cy="1193800"/>
+                    </a:xfrm>
+                    <a:prstGeom prst="rect">
+                      <a:avLst/>
+                    </a:prstGeom>
+                  </pic:spPr>
+                </pic:pic>
+              </a:graphicData>
+            </a:graphic>
+          </wp:inline>
+        </w:drawing>
+      </w:r>
+    </w:p>
+    <w:p>
+      <w:pPr>
+        <w:pStyle w:val="ListParagraph"/>
+        <w:numPr>
+          <w:ilvl w:val="0"/>
+          <w:numId w:val="8"/>
+        </w:numPr>
+      </w:pPr>
+      <w:r>
+        <w:t>Select any of the Pistol events</w:t>
+      </w:r>
+    </w:p>
+    <w:p>
+      <w:pPr>
+        <w:pStyle w:val="ListParagraph"/>
+        <w:numPr>
+          <w:ilvl w:val="0"/>
+          <w:numId w:val="8"/>
+        </w:numPr>
+      </w:pPr>
+      <w:r>
+        <w:t>Follow all the safety procedures you would use for any shooting event.</w:t>
+      </w:r>
+    </w:p>
+    <w:p>
+      <w:pPr>
+        <w:pStyle w:val="ListParagraph"/>
+        <w:numPr>
+          <w:ilvl w:val="0"/>
+          <w:numId w:val="8"/>
+        </w:numPr>
+      </w:pPr>
+      <w:r>
+        <w:t>Have Fun</w:t>
+      </w:r>
+    </w:p>
+    <w:p>
+      <w:r>
+        <w:t>Note</w:t>
+      </w:r>
+    </w:p>
+    <w:p>
+      <w:r>
+        <w:t xml:space="preserve">The target and PC Client may show slightly different results.  This is to be expected since the PC and target are not adjusted for your setup.  </w:t>
+      </w:r>
+    </w:p>
     <w:sectPr>
       <w:pgSz w:w="12240" w:h="15840"/>
-      <w:pgMar w:top="1440" w:right="1440" w:bottom="1440" w:left="1440" w:header="720" w:footer="720" w:gutter="0"/>
+      <w:pgMar w:top="1440" w:right="1080" w:bottom="1440" w:left="1080" w:header="720" w:footer="720" w:gutter="0"/>
       <w:cols w:space="720"/>
       <w:docGrid w:linePitch="360"/>
     </w:sectPr>
@@ -721,7 +1478,7 @@
 </file>
 
 <file path=word/numbering.xml><?xml version="1.0" encoding="utf-8"?>
-<w:numbering xmlns:wpc="http://schemas.microsoft.com/office/word/2010/wordprocessingCanvas" xmlns:cx="http://schemas.microsoft.com/office/drawing/2014/chartex" xmlns:cx1="http://schemas.microsoft.com/office/drawing/2015/9/8/chartex" xmlns:cx2="http://schemas.microsoft.com/office/drawing/2015/10/21/chartex" xmlns:cx3="http://schemas.microsoft.com/office/drawing/2016/5/9/chartex" xmlns:cx4="http://schemas.microsoft.com/office/drawing/2016/5/10/chartex" xmlns:cx5="http://schemas.microsoft.com/office/drawing/2016/5/11/chartex" xmlns:cx6="http://schemas.microsoft.com/office/drawing/2016/5/12/chartex" xmlns:cx7="http://schemas.microsoft.com/office/drawing/2016/5/13/chartex" xmlns:cx8="http://schemas.microsoft.com/office/drawing/2016/5/14/chartex" xmlns:mc="http://schemas.openxmlformats.org/markup-compatibility/2006" xmlns:aink="http://schemas.microsoft.com/office/drawing/2016/ink" xmlns:am3d="http://schemas.microsoft.com/office/drawing/2017/model3d" xmlns:o="urn:schemas-microsoft-com:office:office" xmlns:r="http://schemas.openxmlformats.org/officeDocument/2006/relationships" xmlns:m="http://schemas.openxmlformats.org/officeDocument/2006/math" xmlns:v="urn:schemas-microsoft-com:vml" xmlns:wp14="http://schemas.microsoft.com/office/word/2010/wordprocessingDrawing" xmlns:wp="http://schemas.openxmlformats.org/drawingml/2006/wordprocessingDrawing" xmlns:w10="urn:schemas-microsoft-com:office:word" xmlns:w="http://schemas.openxmlformats.org/wordprocessingml/2006/main" xmlns:w14="http://schemas.microsoft.com/office/word/2010/wordml" xmlns:w15="http://schemas.microsoft.com/office/word/2012/wordml" xmlns:w16cex="http://schemas.microsoft.com/office/word/2018/wordml/cex" xmlns:w16cid="http://schemas.microsoft.com/office/word/2016/wordml/cid" xmlns:w16="http://schemas.microsoft.com/office/word/2018/wordml" xmlns:w16se="http://schemas.microsoft.com/office/word/2015/wordml/symex" xmlns:wpg="http://schemas.microsoft.com/office/word/2010/wordprocessingGroup" xmlns:wpi="http://schemas.microsoft.com/office/word/2010/wordprocessingInk" xmlns:wne="http://schemas.microsoft.com/office/word/2006/wordml" xmlns:wps="http://schemas.microsoft.com/office/word/2010/wordprocessingShape" mc:Ignorable="w14 w15 w16se w16cid w16 w16cex wp14">
+<w:numbering xmlns:wpc="http://schemas.microsoft.com/office/word/2010/wordprocessingCanvas" xmlns:cx="http://schemas.microsoft.com/office/drawing/2014/chartex" xmlns:cx1="http://schemas.microsoft.com/office/drawing/2015/9/8/chartex" xmlns:cx2="http://schemas.microsoft.com/office/drawing/2015/10/21/chartex" xmlns:cx3="http://schemas.microsoft.com/office/drawing/2016/5/9/chartex" xmlns:cx4="http://schemas.microsoft.com/office/drawing/2016/5/10/chartex" xmlns:cx5="http://schemas.microsoft.com/office/drawing/2016/5/11/chartex" xmlns:cx6="http://schemas.microsoft.com/office/drawing/2016/5/12/chartex" xmlns:cx7="http://schemas.microsoft.com/office/drawing/2016/5/13/chartex" xmlns:cx8="http://schemas.microsoft.com/office/drawing/2016/5/14/chartex" xmlns:mc="http://schemas.openxmlformats.org/markup-compatibility/2006" xmlns:aink="http://schemas.microsoft.com/office/drawing/2016/ink" xmlns:am3d="http://schemas.microsoft.com/office/drawing/2017/model3d" xmlns:o="urn:schemas-microsoft-com:office:office" xmlns:oel="http://schemas.microsoft.com/office/2019/extlst" xmlns:r="http://schemas.openxmlformats.org/officeDocument/2006/relationships" xmlns:m="http://schemas.openxmlformats.org/officeDocument/2006/math" xmlns:v="urn:schemas-microsoft-com:vml" xmlns:wp14="http://schemas.microsoft.com/office/word/2010/wordprocessingDrawing" xmlns:wp="http://schemas.openxmlformats.org/drawingml/2006/wordprocessingDrawing" xmlns:w10="urn:schemas-microsoft-com:office:word" xmlns:w="http://schemas.openxmlformats.org/wordprocessingml/2006/main" xmlns:w14="http://schemas.microsoft.com/office/word/2010/wordml" xmlns:w15="http://schemas.microsoft.com/office/word/2012/wordml" xmlns:w16cex="http://schemas.microsoft.com/office/word/2018/wordml/cex" xmlns:w16cid="http://schemas.microsoft.com/office/word/2016/wordml/cid" xmlns:w16="http://schemas.microsoft.com/office/word/2018/wordml" xmlns:w16du="http://schemas.microsoft.com/office/word/2023/wordml/word16du" xmlns:w16sdtdh="http://schemas.microsoft.com/office/word/2020/wordml/sdtdatahash" xmlns:w16sdtfl="http://schemas.microsoft.com/office/word/2024/wordml/sdtformatlock" xmlns:w16se="http://schemas.microsoft.com/office/word/2015/wordml/symex" xmlns:wpg="http://schemas.microsoft.com/office/word/2010/wordprocessingGroup" xmlns:wpi="http://schemas.microsoft.com/office/word/2010/wordprocessingInk" xmlns:wne="http://schemas.microsoft.com/office/word/2006/wordml" xmlns:wps="http://schemas.microsoft.com/office/word/2010/wordprocessingShape" mc:Ignorable="w14 w15 w16se w16cid w16 w16cex w16sdtdh w16sdtfl w16du wp14">
   <w:abstractNum w:abstractNumId="0" w15:restartNumberingAfterBreak="0">
     <w:nsid w:val="02371C71"/>
     <w:multiLevelType w:val="hybridMultilevel"/>
@@ -836,6 +1593,345 @@
     </w:lvl>
   </w:abstractNum>
   <w:abstractNum w:abstractNumId="1" w15:restartNumberingAfterBreak="0">
+    <w:nsid w:val="02E124D4"/>
+    <w:multiLevelType w:val="hybridMultilevel"/>
+    <w:tmpl w:val="2040A312"/>
+    <w:lvl w:ilvl="0" w:tplc="04090001">
+      <w:start w:val="1"/>
+      <w:numFmt w:val="bullet"/>
+      <w:lvlText w:val=""/>
+      <w:lvlJc w:val="left"/>
+      <w:pPr>
+        <w:ind w:left="720" w:hanging="360"/>
+      </w:pPr>
+      <w:rPr>
+        <w:rFonts w:ascii="Symbol" w:hAnsi="Symbol" w:hint="default"/>
+      </w:rPr>
+    </w:lvl>
+    <w:lvl w:ilvl="1" w:tplc="04090003" w:tentative="1">
+      <w:start w:val="1"/>
+      <w:numFmt w:val="bullet"/>
+      <w:lvlText w:val="o"/>
+      <w:lvlJc w:val="left"/>
+      <w:pPr>
+        <w:ind w:left="1440" w:hanging="360"/>
+      </w:pPr>
+      <w:rPr>
+        <w:rFonts w:ascii="Courier New" w:hAnsi="Courier New" w:cs="Courier New" w:hint="default"/>
+      </w:rPr>
+    </w:lvl>
+    <w:lvl w:ilvl="2" w:tplc="04090005" w:tentative="1">
+      <w:start w:val="1"/>
+      <w:numFmt w:val="bullet"/>
+      <w:lvlText w:val=""/>
+      <w:lvlJc w:val="left"/>
+      <w:pPr>
+        <w:ind w:left="2160" w:hanging="360"/>
+      </w:pPr>
+      <w:rPr>
+        <w:rFonts w:ascii="Wingdings" w:hAnsi="Wingdings" w:hint="default"/>
+      </w:rPr>
+    </w:lvl>
+    <w:lvl w:ilvl="3" w:tplc="04090001" w:tentative="1">
+      <w:start w:val="1"/>
+      <w:numFmt w:val="bullet"/>
+      <w:lvlText w:val=""/>
+      <w:lvlJc w:val="left"/>
+      <w:pPr>
+        <w:ind w:left="2880" w:hanging="360"/>
+      </w:pPr>
+      <w:rPr>
+        <w:rFonts w:ascii="Symbol" w:hAnsi="Symbol" w:hint="default"/>
+      </w:rPr>
+    </w:lvl>
+    <w:lvl w:ilvl="4" w:tplc="04090003" w:tentative="1">
+      <w:start w:val="1"/>
+      <w:numFmt w:val="bullet"/>
+      <w:lvlText w:val="o"/>
+      <w:lvlJc w:val="left"/>
+      <w:pPr>
+        <w:ind w:left="3600" w:hanging="360"/>
+      </w:pPr>
+      <w:rPr>
+        <w:rFonts w:ascii="Courier New" w:hAnsi="Courier New" w:cs="Courier New" w:hint="default"/>
+      </w:rPr>
+    </w:lvl>
+    <w:lvl w:ilvl="5" w:tplc="04090005" w:tentative="1">
+      <w:start w:val="1"/>
+      <w:numFmt w:val="bullet"/>
+      <w:lvlText w:val=""/>
+      <w:lvlJc w:val="left"/>
+      <w:pPr>
+        <w:ind w:left="4320" w:hanging="360"/>
+      </w:pPr>
+      <w:rPr>
+        <w:rFonts w:ascii="Wingdings" w:hAnsi="Wingdings" w:hint="default"/>
+      </w:rPr>
+    </w:lvl>
+    <w:lvl w:ilvl="6" w:tplc="04090001" w:tentative="1">
+      <w:start w:val="1"/>
+      <w:numFmt w:val="bullet"/>
+      <w:lvlText w:val=""/>
+      <w:lvlJc w:val="left"/>
+      <w:pPr>
+        <w:ind w:left="5040" w:hanging="360"/>
+      </w:pPr>
+      <w:rPr>
+        <w:rFonts w:ascii="Symbol" w:hAnsi="Symbol" w:hint="default"/>
+      </w:rPr>
+    </w:lvl>
+    <w:lvl w:ilvl="7" w:tplc="04090003" w:tentative="1">
+      <w:start w:val="1"/>
+      <w:numFmt w:val="bullet"/>
+      <w:lvlText w:val="o"/>
+      <w:lvlJc w:val="left"/>
+      <w:pPr>
+        <w:ind w:left="5760" w:hanging="360"/>
+      </w:pPr>
+      <w:rPr>
+        <w:rFonts w:ascii="Courier New" w:hAnsi="Courier New" w:cs="Courier New" w:hint="default"/>
+      </w:rPr>
+    </w:lvl>
+    <w:lvl w:ilvl="8" w:tplc="04090005" w:tentative="1">
+      <w:start w:val="1"/>
+      <w:numFmt w:val="bullet"/>
+      <w:lvlText w:val=""/>
+      <w:lvlJc w:val="left"/>
+      <w:pPr>
+        <w:ind w:left="6480" w:hanging="360"/>
+      </w:pPr>
+      <w:rPr>
+        <w:rFonts w:ascii="Wingdings" w:hAnsi="Wingdings" w:hint="default"/>
+      </w:rPr>
+    </w:lvl>
+  </w:abstractNum>
+  <w:abstractNum w:abstractNumId="2" w15:restartNumberingAfterBreak="0">
+    <w:nsid w:val="147A3ABE"/>
+    <w:multiLevelType w:val="hybridMultilevel"/>
+    <w:tmpl w:val="874AA5EE"/>
+    <w:lvl w:ilvl="0" w:tplc="04090001">
+      <w:start w:val="1"/>
+      <w:numFmt w:val="bullet"/>
+      <w:lvlText w:val=""/>
+      <w:lvlJc w:val="left"/>
+      <w:pPr>
+        <w:ind w:left="720" w:hanging="360"/>
+      </w:pPr>
+      <w:rPr>
+        <w:rFonts w:ascii="Symbol" w:hAnsi="Symbol" w:hint="default"/>
+      </w:rPr>
+    </w:lvl>
+    <w:lvl w:ilvl="1" w:tplc="04090003" w:tentative="1">
+      <w:start w:val="1"/>
+      <w:numFmt w:val="bullet"/>
+      <w:lvlText w:val="o"/>
+      <w:lvlJc w:val="left"/>
+      <w:pPr>
+        <w:ind w:left="1440" w:hanging="360"/>
+      </w:pPr>
+      <w:rPr>
+        <w:rFonts w:ascii="Courier New" w:hAnsi="Courier New" w:cs="Courier New" w:hint="default"/>
+      </w:rPr>
+    </w:lvl>
+    <w:lvl w:ilvl="2" w:tplc="04090005" w:tentative="1">
+      <w:start w:val="1"/>
+      <w:numFmt w:val="bullet"/>
+      <w:lvlText w:val=""/>
+      <w:lvlJc w:val="left"/>
+      <w:pPr>
+        <w:ind w:left="2160" w:hanging="360"/>
+      </w:pPr>
+      <w:rPr>
+        <w:rFonts w:ascii="Wingdings" w:hAnsi="Wingdings" w:hint="default"/>
+      </w:rPr>
+    </w:lvl>
+    <w:lvl w:ilvl="3" w:tplc="04090001" w:tentative="1">
+      <w:start w:val="1"/>
+      <w:numFmt w:val="bullet"/>
+      <w:lvlText w:val=""/>
+      <w:lvlJc w:val="left"/>
+      <w:pPr>
+        <w:ind w:left="2880" w:hanging="360"/>
+      </w:pPr>
+      <w:rPr>
+        <w:rFonts w:ascii="Symbol" w:hAnsi="Symbol" w:hint="default"/>
+      </w:rPr>
+    </w:lvl>
+    <w:lvl w:ilvl="4" w:tplc="04090003" w:tentative="1">
+      <w:start w:val="1"/>
+      <w:numFmt w:val="bullet"/>
+      <w:lvlText w:val="o"/>
+      <w:lvlJc w:val="left"/>
+      <w:pPr>
+        <w:ind w:left="3600" w:hanging="360"/>
+      </w:pPr>
+      <w:rPr>
+        <w:rFonts w:ascii="Courier New" w:hAnsi="Courier New" w:cs="Courier New" w:hint="default"/>
+      </w:rPr>
+    </w:lvl>
+    <w:lvl w:ilvl="5" w:tplc="04090005" w:tentative="1">
+      <w:start w:val="1"/>
+      <w:numFmt w:val="bullet"/>
+      <w:lvlText w:val=""/>
+      <w:lvlJc w:val="left"/>
+      <w:pPr>
+        <w:ind w:left="4320" w:hanging="360"/>
+      </w:pPr>
+      <w:rPr>
+        <w:rFonts w:ascii="Wingdings" w:hAnsi="Wingdings" w:hint="default"/>
+      </w:rPr>
+    </w:lvl>
+    <w:lvl w:ilvl="6" w:tplc="04090001" w:tentative="1">
+      <w:start w:val="1"/>
+      <w:numFmt w:val="bullet"/>
+      <w:lvlText w:val=""/>
+      <w:lvlJc w:val="left"/>
+      <w:pPr>
+        <w:ind w:left="5040" w:hanging="360"/>
+      </w:pPr>
+      <w:rPr>
+        <w:rFonts w:ascii="Symbol" w:hAnsi="Symbol" w:hint="default"/>
+      </w:rPr>
+    </w:lvl>
+    <w:lvl w:ilvl="7" w:tplc="04090003" w:tentative="1">
+      <w:start w:val="1"/>
+      <w:numFmt w:val="bullet"/>
+      <w:lvlText w:val="o"/>
+      <w:lvlJc w:val="left"/>
+      <w:pPr>
+        <w:ind w:left="5760" w:hanging="360"/>
+      </w:pPr>
+      <w:rPr>
+        <w:rFonts w:ascii="Courier New" w:hAnsi="Courier New" w:cs="Courier New" w:hint="default"/>
+      </w:rPr>
+    </w:lvl>
+    <w:lvl w:ilvl="8" w:tplc="04090005" w:tentative="1">
+      <w:start w:val="1"/>
+      <w:numFmt w:val="bullet"/>
+      <w:lvlText w:val=""/>
+      <w:lvlJc w:val="left"/>
+      <w:pPr>
+        <w:ind w:left="6480" w:hanging="360"/>
+      </w:pPr>
+      <w:rPr>
+        <w:rFonts w:ascii="Wingdings" w:hAnsi="Wingdings" w:hint="default"/>
+      </w:rPr>
+    </w:lvl>
+  </w:abstractNum>
+  <w:abstractNum w:abstractNumId="3" w15:restartNumberingAfterBreak="0">
+    <w:nsid w:val="1C040B1B"/>
+    <w:multiLevelType w:val="hybridMultilevel"/>
+    <w:tmpl w:val="0E9E43EA"/>
+    <w:lvl w:ilvl="0" w:tplc="04090001">
+      <w:start w:val="1"/>
+      <w:numFmt w:val="bullet"/>
+      <w:lvlText w:val=""/>
+      <w:lvlJc w:val="left"/>
+      <w:pPr>
+        <w:ind w:left="720" w:hanging="360"/>
+      </w:pPr>
+      <w:rPr>
+        <w:rFonts w:ascii="Symbol" w:hAnsi="Symbol" w:hint="default"/>
+      </w:rPr>
+    </w:lvl>
+    <w:lvl w:ilvl="1" w:tplc="04090003" w:tentative="1">
+      <w:start w:val="1"/>
+      <w:numFmt w:val="bullet"/>
+      <w:lvlText w:val="o"/>
+      <w:lvlJc w:val="left"/>
+      <w:pPr>
+        <w:ind w:left="1440" w:hanging="360"/>
+      </w:pPr>
+      <w:rPr>
+        <w:rFonts w:ascii="Courier New" w:hAnsi="Courier New" w:cs="Courier New" w:hint="default"/>
+      </w:rPr>
+    </w:lvl>
+    <w:lvl w:ilvl="2" w:tplc="04090005" w:tentative="1">
+      <w:start w:val="1"/>
+      <w:numFmt w:val="bullet"/>
+      <w:lvlText w:val=""/>
+      <w:lvlJc w:val="left"/>
+      <w:pPr>
+        <w:ind w:left="2160" w:hanging="360"/>
+      </w:pPr>
+      <w:rPr>
+        <w:rFonts w:ascii="Wingdings" w:hAnsi="Wingdings" w:hint="default"/>
+      </w:rPr>
+    </w:lvl>
+    <w:lvl w:ilvl="3" w:tplc="04090001" w:tentative="1">
+      <w:start w:val="1"/>
+      <w:numFmt w:val="bullet"/>
+      <w:lvlText w:val=""/>
+      <w:lvlJc w:val="left"/>
+      <w:pPr>
+        <w:ind w:left="2880" w:hanging="360"/>
+      </w:pPr>
+      <w:rPr>
+        <w:rFonts w:ascii="Symbol" w:hAnsi="Symbol" w:hint="default"/>
+      </w:rPr>
+    </w:lvl>
+    <w:lvl w:ilvl="4" w:tplc="04090003" w:tentative="1">
+      <w:start w:val="1"/>
+      <w:numFmt w:val="bullet"/>
+      <w:lvlText w:val="o"/>
+      <w:lvlJc w:val="left"/>
+      <w:pPr>
+        <w:ind w:left="3600" w:hanging="360"/>
+      </w:pPr>
+      <w:rPr>
+        <w:rFonts w:ascii="Courier New" w:hAnsi="Courier New" w:cs="Courier New" w:hint="default"/>
+      </w:rPr>
+    </w:lvl>
+    <w:lvl w:ilvl="5" w:tplc="04090005" w:tentative="1">
+      <w:start w:val="1"/>
+      <w:numFmt w:val="bullet"/>
+      <w:lvlText w:val=""/>
+      <w:lvlJc w:val="left"/>
+      <w:pPr>
+        <w:ind w:left="4320" w:hanging="360"/>
+      </w:pPr>
+      <w:rPr>
+        <w:rFonts w:ascii="Wingdings" w:hAnsi="Wingdings" w:hint="default"/>
+      </w:rPr>
+    </w:lvl>
+    <w:lvl w:ilvl="6" w:tplc="04090001" w:tentative="1">
+      <w:start w:val="1"/>
+      <w:numFmt w:val="bullet"/>
+      <w:lvlText w:val=""/>
+      <w:lvlJc w:val="left"/>
+      <w:pPr>
+        <w:ind w:left="5040" w:hanging="360"/>
+      </w:pPr>
+      <w:rPr>
+        <w:rFonts w:ascii="Symbol" w:hAnsi="Symbol" w:hint="default"/>
+      </w:rPr>
+    </w:lvl>
+    <w:lvl w:ilvl="7" w:tplc="04090003" w:tentative="1">
+      <w:start w:val="1"/>
+      <w:numFmt w:val="bullet"/>
+      <w:lvlText w:val="o"/>
+      <w:lvlJc w:val="left"/>
+      <w:pPr>
+        <w:ind w:left="5760" w:hanging="360"/>
+      </w:pPr>
+      <w:rPr>
+        <w:rFonts w:ascii="Courier New" w:hAnsi="Courier New" w:cs="Courier New" w:hint="default"/>
+      </w:rPr>
+    </w:lvl>
+    <w:lvl w:ilvl="8" w:tplc="04090005" w:tentative="1">
+      <w:start w:val="1"/>
+      <w:numFmt w:val="bullet"/>
+      <w:lvlText w:val=""/>
+      <w:lvlJc w:val="left"/>
+      <w:pPr>
+        <w:ind w:left="6480" w:hanging="360"/>
+      </w:pPr>
+      <w:rPr>
+        <w:rFonts w:ascii="Wingdings" w:hAnsi="Wingdings" w:hint="default"/>
+      </w:rPr>
+    </w:lvl>
+  </w:abstractNum>
+  <w:abstractNum w:abstractNumId="4" w15:restartNumberingAfterBreak="0">
     <w:nsid w:val="21F977AE"/>
     <w:multiLevelType w:val="hybridMultilevel"/>
     <w:tmpl w:val="1F6E3792"/>
@@ -948,7 +2044,120 @@
       </w:rPr>
     </w:lvl>
   </w:abstractNum>
-  <w:abstractNum w:abstractNumId="2" w15:restartNumberingAfterBreak="0">
+  <w:abstractNum w:abstractNumId="5" w15:restartNumberingAfterBreak="0">
+    <w:nsid w:val="3A7300DF"/>
+    <w:multiLevelType w:val="hybridMultilevel"/>
+    <w:tmpl w:val="40BA801E"/>
+    <w:lvl w:ilvl="0" w:tplc="04090001">
+      <w:start w:val="1"/>
+      <w:numFmt w:val="bullet"/>
+      <w:lvlText w:val=""/>
+      <w:lvlJc w:val="left"/>
+      <w:pPr>
+        <w:ind w:left="720" w:hanging="360"/>
+      </w:pPr>
+      <w:rPr>
+        <w:rFonts w:ascii="Symbol" w:hAnsi="Symbol" w:hint="default"/>
+      </w:rPr>
+    </w:lvl>
+    <w:lvl w:ilvl="1" w:tplc="04090003">
+      <w:start w:val="1"/>
+      <w:numFmt w:val="bullet"/>
+      <w:lvlText w:val="o"/>
+      <w:lvlJc w:val="left"/>
+      <w:pPr>
+        <w:ind w:left="1440" w:hanging="360"/>
+      </w:pPr>
+      <w:rPr>
+        <w:rFonts w:ascii="Courier New" w:hAnsi="Courier New" w:cs="Courier New" w:hint="default"/>
+      </w:rPr>
+    </w:lvl>
+    <w:lvl w:ilvl="2" w:tplc="04090005" w:tentative="1">
+      <w:start w:val="1"/>
+      <w:numFmt w:val="bullet"/>
+      <w:lvlText w:val=""/>
+      <w:lvlJc w:val="left"/>
+      <w:pPr>
+        <w:ind w:left="2160" w:hanging="360"/>
+      </w:pPr>
+      <w:rPr>
+        <w:rFonts w:ascii="Wingdings" w:hAnsi="Wingdings" w:hint="default"/>
+      </w:rPr>
+    </w:lvl>
+    <w:lvl w:ilvl="3" w:tplc="04090001" w:tentative="1">
+      <w:start w:val="1"/>
+      <w:numFmt w:val="bullet"/>
+      <w:lvlText w:val=""/>
+      <w:lvlJc w:val="left"/>
+      <w:pPr>
+        <w:ind w:left="2880" w:hanging="360"/>
+      </w:pPr>
+      <w:rPr>
+        <w:rFonts w:ascii="Symbol" w:hAnsi="Symbol" w:hint="default"/>
+      </w:rPr>
+    </w:lvl>
+    <w:lvl w:ilvl="4" w:tplc="04090003" w:tentative="1">
+      <w:start w:val="1"/>
+      <w:numFmt w:val="bullet"/>
+      <w:lvlText w:val="o"/>
+      <w:lvlJc w:val="left"/>
+      <w:pPr>
+        <w:ind w:left="3600" w:hanging="360"/>
+      </w:pPr>
+      <w:rPr>
+        <w:rFonts w:ascii="Courier New" w:hAnsi="Courier New" w:cs="Courier New" w:hint="default"/>
+      </w:rPr>
+    </w:lvl>
+    <w:lvl w:ilvl="5" w:tplc="04090005" w:tentative="1">
+      <w:start w:val="1"/>
+      <w:numFmt w:val="bullet"/>
+      <w:lvlText w:val=""/>
+      <w:lvlJc w:val="left"/>
+      <w:pPr>
+        <w:ind w:left="4320" w:hanging="360"/>
+      </w:pPr>
+      <w:rPr>
+        <w:rFonts w:ascii="Wingdings" w:hAnsi="Wingdings" w:hint="default"/>
+      </w:rPr>
+    </w:lvl>
+    <w:lvl w:ilvl="6" w:tplc="04090001" w:tentative="1">
+      <w:start w:val="1"/>
+      <w:numFmt w:val="bullet"/>
+      <w:lvlText w:val=""/>
+      <w:lvlJc w:val="left"/>
+      <w:pPr>
+        <w:ind w:left="5040" w:hanging="360"/>
+      </w:pPr>
+      <w:rPr>
+        <w:rFonts w:ascii="Symbol" w:hAnsi="Symbol" w:hint="default"/>
+      </w:rPr>
+    </w:lvl>
+    <w:lvl w:ilvl="7" w:tplc="04090003" w:tentative="1">
+      <w:start w:val="1"/>
+      <w:numFmt w:val="bullet"/>
+      <w:lvlText w:val="o"/>
+      <w:lvlJc w:val="left"/>
+      <w:pPr>
+        <w:ind w:left="5760" w:hanging="360"/>
+      </w:pPr>
+      <w:rPr>
+        <w:rFonts w:ascii="Courier New" w:hAnsi="Courier New" w:cs="Courier New" w:hint="default"/>
+      </w:rPr>
+    </w:lvl>
+    <w:lvl w:ilvl="8" w:tplc="04090005" w:tentative="1">
+      <w:start w:val="1"/>
+      <w:numFmt w:val="bullet"/>
+      <w:lvlText w:val=""/>
+      <w:lvlJc w:val="left"/>
+      <w:pPr>
+        <w:ind w:left="6480" w:hanging="360"/>
+      </w:pPr>
+      <w:rPr>
+        <w:rFonts w:ascii="Wingdings" w:hAnsi="Wingdings" w:hint="default"/>
+      </w:rPr>
+    </w:lvl>
+  </w:abstractNum>
+  <w:abstractNum w:abstractNumId="6" w15:restartNumberingAfterBreak="0">
     <w:nsid w:val="48D97BF0"/>
     <w:multiLevelType w:val="hybridMultilevel"/>
     <w:tmpl w:val="19704212"/>
@@ -1061,7 +2270,7 @@
       </w:rPr>
     </w:lvl>
   </w:abstractNum>
-  <w:abstractNum w:abstractNumId="3" w15:restartNumberingAfterBreak="0">
+  <w:abstractNum w:abstractNumId="7" w15:restartNumberingAfterBreak="0">
     <w:nsid w:val="537C0619"/>
     <w:multiLevelType w:val="hybridMultilevel"/>
     <w:tmpl w:val="3BBE5E1E"/>
@@ -1174,7 +2383,7 @@
       </w:rPr>
     </w:lvl>
   </w:abstractNum>
-  <w:abstractNum w:abstractNumId="4" w15:restartNumberingAfterBreak="0">
+  <w:abstractNum w:abstractNumId="8" w15:restartNumberingAfterBreak="0">
     <w:nsid w:val="5F3C40B8"/>
     <w:multiLevelType w:val="hybridMultilevel"/>
     <w:tmpl w:val="22CA298E"/>
@@ -1287,7 +2496,7 @@
       </w:rPr>
     </w:lvl>
   </w:abstractNum>
-  <w:abstractNum w:abstractNumId="5" w15:restartNumberingAfterBreak="0">
+  <w:abstractNum w:abstractNumId="9" w15:restartNumberingAfterBreak="0">
     <w:nsid w:val="65E31350"/>
     <w:multiLevelType w:val="hybridMultilevel"/>
     <w:tmpl w:val="0BC84D70"/>
@@ -1400,29 +2609,41 @@
       </w:rPr>
     </w:lvl>
   </w:abstractNum>
-  <w:num w:numId="1">
+  <w:num w:numId="1" w16cid:durableId="993530568">
     <w:abstractNumId w:val="0"/>
   </w:num>
-  <w:num w:numId="2">
+  <w:num w:numId="2" w16cid:durableId="809055626">
+    <w:abstractNumId w:val="6"/>
+  </w:num>
+  <w:num w:numId="3" w16cid:durableId="1167132088">
+    <w:abstractNumId w:val="7"/>
+  </w:num>
+  <w:num w:numId="4" w16cid:durableId="1881356712">
+    <w:abstractNumId w:val="8"/>
+  </w:num>
+  <w:num w:numId="5" w16cid:durableId="458955591">
+    <w:abstractNumId w:val="4"/>
+  </w:num>
+  <w:num w:numId="6" w16cid:durableId="586155067">
+    <w:abstractNumId w:val="9"/>
+  </w:num>
+  <w:num w:numId="7" w16cid:durableId="1009016405">
+    <w:abstractNumId w:val="5"/>
+  </w:num>
+  <w:num w:numId="8" w16cid:durableId="48696360">
     <w:abstractNumId w:val="2"/>
   </w:num>
-  <w:num w:numId="3">
-    <w:abstractNumId w:val="3"/>
-  </w:num>
-  <w:num w:numId="4">
-    <w:abstractNumId w:val="4"/>
-  </w:num>
-  <w:num w:numId="5">
+  <w:num w:numId="9" w16cid:durableId="1281645443">
     <w:abstractNumId w:val="1"/>
   </w:num>
-  <w:num w:numId="6">
-    <w:abstractNumId w:val="5"/>
+  <w:num w:numId="10" w16cid:durableId="1611859011">
+    <w:abstractNumId w:val="3"/>
   </w:num>
 </w:numbering>
 </file>
 
 <file path=word/styles.xml><?xml version="1.0" encoding="utf-8"?>
-<w:styles xmlns:mc="http://schemas.openxmlformats.org/markup-compatibility/2006" xmlns:r="http://schemas.openxmlformats.org/officeDocument/2006/relationships" xmlns:w="http://schemas.openxmlformats.org/wordprocessingml/2006/main" xmlns:w14="http://schemas.microsoft.com/office/word/2010/wordml" xmlns:w15="http://schemas.microsoft.com/office/word/2012/wordml" xmlns:w16cex="http://schemas.microsoft.com/office/word/2018/wordml/cex" xmlns:w16cid="http://schemas.microsoft.com/office/word/2016/wordml/cid" xmlns:w16="http://schemas.microsoft.com/office/word/2018/wordml" xmlns:w16se="http://schemas.microsoft.com/office/word/2015/wordml/symex" mc:Ignorable="w14 w15 w16se w16cid w16 w16cex">
+<w:styles xmlns:mc="http://schemas.openxmlformats.org/markup-compatibility/2006" xmlns:r="http://schemas.openxmlformats.org/officeDocument/2006/relationships" xmlns:w="http://schemas.openxmlformats.org/wordprocessingml/2006/main" xmlns:w14="http://schemas.microsoft.com/office/word/2010/wordml" xmlns:w15="http://schemas.microsoft.com/office/word/2012/wordml" xmlns:w16cex="http://schemas.microsoft.com/office/word/2018/wordml/cex" xmlns:w16cid="http://schemas.microsoft.com/office/word/2016/wordml/cid" xmlns:w16="http://schemas.microsoft.com/office/word/2018/wordml" xmlns:w16du="http://schemas.microsoft.com/office/word/2023/wordml/word16du" xmlns:w16sdtdh="http://schemas.microsoft.com/office/word/2020/wordml/sdtdatahash" xmlns:w16sdtfl="http://schemas.microsoft.com/office/word/2024/wordml/sdtformatlock" xmlns:w16se="http://schemas.microsoft.com/office/word/2015/wordml/symex" mc:Ignorable="w14 w15 w16se w16cid w16 w16cex w16sdtdh w16sdtfl w16du">
   <w:docDefaults>
     <w:rPrDefault>
       <w:rPr>
